--- a/Received/four/class 4 hrhg.docx
+++ b/Received/four/class 4 hrhg.docx
@@ -2,7 +2,6 @@
 <file path=word/document.xml><?xml version="1.0" encoding="utf-8"?>
 <w:document xmlns:wpc="http://schemas.microsoft.com/office/word/2010/wordprocessingCanvas" xmlns:cx="http://schemas.microsoft.com/office/drawing/2014/chartex" xmlns:cx1="http://schemas.microsoft.com/office/drawing/2015/9/8/chartex" xmlns:cx2="http://schemas.microsoft.com/office/drawing/2015/10/21/chartex" xmlns:cx3="http://schemas.microsoft.com/office/drawing/2016/5/9/chartex" xmlns:cx4="http://schemas.microsoft.com/office/drawing/2016/5/10/chartex" xmlns:cx5="http://schemas.microsoft.com/office/drawing/2016/5/11/chartex" xmlns:cx6="http://schemas.microsoft.com/office/drawing/2016/5/12/chartex" xmlns:cx7="http://schemas.microsoft.com/office/drawing/2016/5/13/chartex" xmlns:cx8="http://schemas.microsoft.com/office/drawing/2016/5/14/chartex" xmlns:mc="http://schemas.openxmlformats.org/markup-compatibility/2006" xmlns:aink="http://schemas.microsoft.com/office/drawing/2016/ink" xmlns:am3d="http://schemas.microsoft.com/office/drawing/2017/model3d" xmlns:o="urn:schemas-microsoft-com:office:office" xmlns:oel="http://schemas.microsoft.com/office/2019/extlst" xmlns:r="http://schemas.openxmlformats.org/officeDocument/2006/relationships" xmlns:m="http://schemas.openxmlformats.org/officeDocument/2006/math" xmlns:v="urn:schemas-microsoft-com:vml" xmlns:wp14="http://schemas.microsoft.com/office/word/2010/wordprocessingDrawing" xmlns:wp="http://schemas.openxmlformats.org/drawingml/2006/wordprocessingDrawing" xmlns:w10="urn:schemas-microsoft-com:office:word" xmlns:w="http://schemas.openxmlformats.org/wordprocessingml/2006/main" xmlns:w14="http://schemas.microsoft.com/office/word/2010/wordml" xmlns:w15="http://schemas.microsoft.com/office/word/2012/wordml" xmlns:w16cex="http://schemas.microsoft.com/office/word/2018/wordml/cex" xmlns:w16cid="http://schemas.microsoft.com/office/word/2016/wordml/cid" xmlns:w16="http://schemas.microsoft.com/office/word/2018/wordml" xmlns:w16du="http://schemas.microsoft.com/office/word/2023/wordml/word16du" xmlns:w16sdtdh="http://schemas.microsoft.com/office/word/2020/wordml/sdtdatahash" xmlns:w16sdtfl="http://schemas.microsoft.com/office/word/2024/wordml/sdtformatlock" xmlns:w16se="http://schemas.microsoft.com/office/word/2015/wordml/symex" xmlns:wpg="http://schemas.microsoft.com/office/word/2010/wordprocessingGroup" xmlns:wpi="http://schemas.microsoft.com/office/word/2010/wordprocessingInk" xmlns:wne="http://schemas.microsoft.com/office/word/2006/wordml" xmlns:wps="http://schemas.microsoft.com/office/word/2010/wordprocessingShape" mc:Ignorable="w14 w15 w16se w16cid w16 w16cex w16sdtdh w16sdtfl w16du wp14">
   <w:body>
-    <w:bookmarkStart w:id="0" w:name="_Hlk138315100"/>
     <w:p>
       <w:pPr>
         <w:spacing w:after="0" w:line="240" w:lineRule="auto"/>
@@ -13,24 +12,153 @@
           <w:szCs w:val="36"/>
         </w:rPr>
       </w:pPr>
-      <w:r>
-        <w:rPr>
-          <w:rFonts w:ascii="Times New Roman" w:hAnsi="Times New Roman" w:cs="Times New Roman"/>
+      <w:bookmarkStart w:id="0" w:name="_Hlk138315100"/>
+      <w:r>
+        <w:rPr>
+          <w:rFonts w:ascii="Preeti" w:hAnsi="Preeti"/>
+          <w:b/>
+          <w:bCs/>
           <w:noProof/>
-          <w:szCs w:val="22"/>
+          <w:sz w:val="40"/>
+          <w:szCs w:val="40"/>
         </w:rPr>
         <mc:AlternateContent>
           <mc:Choice Requires="wps">
             <w:drawing>
-              <wp:anchor distT="0" distB="0" distL="114300" distR="114300" simplePos="0" relativeHeight="251659264" behindDoc="0" locked="0" layoutInCell="1" allowOverlap="1" wp14:anchorId="3871A754" wp14:editId="7B2D1608">
+              <wp:anchor distT="45720" distB="45720" distL="114300" distR="114300" simplePos="0" relativeHeight="251661312" behindDoc="0" locked="0" layoutInCell="1" allowOverlap="1" wp14:anchorId="5750E069" wp14:editId="54BE11B5">
+                <wp:simplePos x="0" y="0"/>
+                <wp:positionH relativeFrom="column">
+                  <wp:posOffset>5831637</wp:posOffset>
+                </wp:positionH>
+                <wp:positionV relativeFrom="paragraph">
+                  <wp:posOffset>-39993</wp:posOffset>
+                </wp:positionV>
+                <wp:extent cx="897147" cy="1404620"/>
+                <wp:effectExtent l="0" t="0" r="0" b="0"/>
+                <wp:wrapNone/>
+                <wp:docPr id="1" name="Text Box 2"/>
+                <wp:cNvGraphicFramePr>
+                  <a:graphicFrameLocks xmlns:a="http://schemas.openxmlformats.org/drawingml/2006/main"/>
+                </wp:cNvGraphicFramePr>
+                <a:graphic xmlns:a="http://schemas.openxmlformats.org/drawingml/2006/main">
+                  <a:graphicData uri="http://schemas.microsoft.com/office/word/2010/wordprocessingShape">
+                    <wps:wsp>
+                      <wps:cNvSpPr txBox="1">
+                        <a:spLocks noChangeArrowheads="1"/>
+                      </wps:cNvSpPr>
+                      <wps:spPr bwMode="auto">
+                        <a:xfrm>
+                          <a:off x="0" y="0"/>
+                          <a:ext cx="897147" cy="1404620"/>
+                        </a:xfrm>
+                        <a:prstGeom prst="rect">
+                          <a:avLst/>
+                        </a:prstGeom>
+                        <a:noFill/>
+                        <a:ln w="9525">
+                          <a:noFill/>
+                          <a:miter lim="800000"/>
+                          <a:headEnd/>
+                          <a:tailEnd/>
+                        </a:ln>
+                      </wps:spPr>
+                      <wps:txbx>
+                        <w:txbxContent>
+                          <w:p>
+                            <w:r>
+                              <w:rPr>
+                                <w:rFonts w:ascii="Times New Roman" w:hAnsi="Times New Roman" w:cs="Times New Roman"/>
+                                <w:b/>
+                                <w:bCs/>
+                                <w:sz w:val="32"/>
+                                <w:szCs w:val="32"/>
+                              </w:rPr>
+                              <w:t>D-</w:t>
+                            </w:r>
+                            <w:r>
+                              <w:rPr>
+                                <w:rFonts w:ascii="Times New Roman" w:hAnsi="Times New Roman" w:cs="Times New Roman"/>
+                                <w:b/>
+                                <w:bCs/>
+                                <w:sz w:val="32"/>
+                                <w:szCs w:val="32"/>
+                              </w:rPr>
+                              <w:t>25</w:t>
+                            </w:r>
+                          </w:p>
+                        </w:txbxContent>
+                      </wps:txbx>
+                      <wps:bodyPr rot="0" vert="horz" wrap="square" lIns="91440" tIns="45720" rIns="91440" bIns="45720" anchor="t" anchorCtr="0">
+                        <a:spAutoFit/>
+                      </wps:bodyPr>
+                    </wps:wsp>
+                  </a:graphicData>
+                </a:graphic>
+                <wp14:sizeRelH relativeFrom="margin">
+                  <wp14:pctWidth>0</wp14:pctWidth>
+                </wp14:sizeRelH>
+                <wp14:sizeRelV relativeFrom="margin">
+                  <wp14:pctHeight>20000</wp14:pctHeight>
+                </wp14:sizeRelV>
+              </wp:anchor>
+            </w:drawing>
+          </mc:Choice>
+          <mc:Fallback>
+            <w:pict>
+              <v:shapetype w14:anchorId="5750E069" id="_x0000_t202" coordsize="21600,21600" o:spt="202" path="m,l,21600r21600,l21600,xe">
+                <v:stroke joinstyle="miter"/>
+                <v:path gradientshapeok="t" o:connecttype="rect"/>
+              </v:shapetype>
+              <v:shape id="Text Box 2" o:spid="_x0000_s1026" type="#_x0000_t202" style="position:absolute;margin-left:459.2pt;margin-top:-3.15pt;width:70.65pt;height:110.6pt;z-index:251661312;visibility:visible;mso-wrap-style:square;mso-width-percent:0;mso-height-percent:200;mso-wrap-distance-left:9pt;mso-wrap-distance-top:3.6pt;mso-wrap-distance-right:9pt;mso-wrap-distance-bottom:3.6pt;mso-position-horizontal:absolute;mso-position-horizontal-relative:text;mso-position-vertical:absolute;mso-position-vertical-relative:text;mso-width-percent:0;mso-height-percent:200;mso-width-relative:margin;mso-height-relative:margin;v-text-anchor:top" o:gfxdata="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" filled="f" stroked="f">
+                <v:textbox style="mso-fit-shape-to-text:t">
+                  <w:txbxContent>
+                    <w:p>
+                      <w:r>
+                        <w:rPr>
+                          <w:rFonts w:ascii="Times New Roman" w:hAnsi="Times New Roman" w:cs="Times New Roman"/>
+                          <w:b/>
+                          <w:bCs/>
+                          <w:sz w:val="32"/>
+                          <w:szCs w:val="32"/>
+                        </w:rPr>
+                        <w:t>D-</w:t>
+                      </w:r>
+                      <w:r>
+                        <w:rPr>
+                          <w:rFonts w:ascii="Times New Roman" w:hAnsi="Times New Roman" w:cs="Times New Roman"/>
+                          <w:b/>
+                          <w:bCs/>
+                          <w:sz w:val="32"/>
+                          <w:szCs w:val="32"/>
+                        </w:rPr>
+                        <w:t>25</w:t>
+                      </w:r>
+                    </w:p>
+                  </w:txbxContent>
+                </v:textbox>
+              </v:shape>
+            </w:pict>
+          </mc:Fallback>
+        </mc:AlternateContent>
+      </w:r>
+      <w:r>
+        <w:rPr>
+          <w:rFonts w:ascii="Times New Roman" w:hAnsi="Times New Roman" w:cs="Times New Roman"/>
+          <w:noProof/>
+          <w:szCs w:val="22"/>
+        </w:rPr>
+        <mc:AlternateContent>
+          <mc:Choice Requires="wps">
+            <w:drawing>
+              <wp:anchor distT="0" distB="0" distL="114300" distR="114300" simplePos="0" relativeHeight="251659264" behindDoc="0" locked="0" layoutInCell="1" allowOverlap="1" wp14:anchorId="1ABA265F" wp14:editId="725EC747">
                 <wp:simplePos x="0" y="0"/>
                 <wp:positionH relativeFrom="margin">
                   <wp:posOffset>0</wp:posOffset>
                 </wp:positionH>
                 <wp:positionV relativeFrom="paragraph">
-                  <wp:posOffset>7620</wp:posOffset>
+                  <wp:posOffset>8087</wp:posOffset>
                 </wp:positionV>
-                <wp:extent cx="479425" cy="584835"/>
+                <wp:extent cx="479425" cy="584799"/>
                 <wp:effectExtent l="0" t="0" r="0" b="6350"/>
                 <wp:wrapNone/>
                 <wp:docPr id="25" name="Rectangle 1"/>
@@ -52,7 +180,7 @@
                           <a:avLst/>
                         </a:prstGeom>
                         <a:blipFill dpi="0" rotWithShape="1">
-                          <a:blip r:embed="rId7"/>
+                          <a:blip r:embed="rId8"/>
                           <a:srcRect/>
                           <a:stretch>
                             <a:fillRect/>
@@ -61,6 +189,18 @@
                         <a:ln>
                           <a:noFill/>
                         </a:ln>
+                        <a:extLst>
+                          <a:ext uri="{91240B29-F687-4F45-9708-019B960494DF}">
+                            <a14:hiddenLine xmlns:a14="http://schemas.microsoft.com/office/drawing/2010/main" w="25400">
+                              <a:solidFill>
+                                <a:srgbClr val="000000"/>
+                              </a:solidFill>
+                              <a:miter lim="800000"/>
+                              <a:headEnd/>
+                              <a:tailEnd/>
+                            </a14:hiddenLine>
+                          </a:ext>
+                        </a:extLst>
                       </wps:spPr>
                       <wps:bodyPr rot="0" vert="horz" wrap="square" lIns="91440" tIns="45720" rIns="91440" bIns="45720" anchor="ctr" anchorCtr="0" upright="1">
                         <a:noAutofit/>
@@ -68,16 +208,20 @@
                     </wps:wsp>
                   </a:graphicData>
                 </a:graphic>
+                <wp14:sizeRelH relativeFrom="margin">
+                  <wp14:pctWidth>0</wp14:pctWidth>
+                </wp14:sizeRelH>
+                <wp14:sizeRelV relativeFrom="margin">
+                  <wp14:pctHeight>0</wp14:pctHeight>
+                </wp14:sizeRelV>
               </wp:anchor>
             </w:drawing>
           </mc:Choice>
-          <mc:Fallback xmlns:wpsCustomData="http://www.wps.cn/officeDocument/2013/wpsCustomData">
+          <mc:Fallback>
             <w:pict>
-              <v:rect id="Rectangle 1" o:spid="_x0000_s1026" o:spt="1" style="position:absolute;left:0pt;margin-left:0pt;margin-top:0.6pt;height:46.05pt;width:37.75pt;mso-position-horizontal-relative:margin;z-index:251659264;v-text-anchor:middle;mso-width-relative:page;mso-height-relative:page;" filled="t" stroked="f" coordsize="21600,21600" o:gfxdata="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">
-                <v:fill type="frame" on="t" focussize="0,0" recolor="t" rotate="t" r:id="rId8"/>
-                <v:stroke on="f"/>
-                <v:imagedata o:title=""/>
-                <o:lock v:ext="edit" aspectratio="f"/>
+              <v:rect w14:anchorId="3EF71152" id="Rectangle 1" o:spid="_x0000_s1026" style="position:absolute;margin-left:0;margin-top:.65pt;width:37.75pt;height:46.05pt;z-index:251659264;visibility:visible;mso-wrap-style:square;mso-width-percent:0;mso-height-percent:0;mso-wrap-distance-left:9pt;mso-wrap-distance-top:0;mso-wrap-distance-right:9pt;mso-wrap-distance-bottom:0;mso-position-horizontal:absolute;mso-position-horizontal-relative:margin;mso-position-vertical:absolute;mso-position-vertical-relative:text;mso-width-percent:0;mso-height-percent:0;mso-width-relative:margin;mso-height-relative:margin;v-text-anchor:middle" o:gfxdata="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" stroked="f" strokeweight="2pt">
+                <v:fill r:id="rId9" o:title="" recolor="t" rotate="t" type="frame"/>
+                <w10:wrap anchorx="margin"/>
               </v:rect>
             </w:pict>
           </mc:Fallback>
@@ -129,21 +273,95 @@
           <w:sz w:val="24"/>
           <w:szCs w:val="24"/>
         </w:rPr>
-        <w:t>Ratnanagar-7, Sauraha, Chitwan</w:t>
+        <w:t xml:space="preserve">Ratnanagar-7, </w:t>
+      </w:r>
+      <w:proofErr w:type="spellStart"/>
+      <w:r>
+        <w:rPr>
+          <w:rFonts w:ascii="Times New Roman" w:hAnsi="Times New Roman" w:cs="Times New Roman"/>
+          <w:b/>
+          <w:sz w:val="24"/>
+          <w:szCs w:val="24"/>
+        </w:rPr>
+        <w:t>Sauraha</w:t>
+      </w:r>
+      <w:proofErr w:type="spellEnd"/>
+      <w:r>
+        <w:rPr>
+          <w:rFonts w:ascii="Times New Roman" w:hAnsi="Times New Roman" w:cs="Times New Roman"/>
+          <w:b/>
+          <w:sz w:val="24"/>
+          <w:szCs w:val="24"/>
+        </w:rPr>
+        <w:t>, Chitwan</w:t>
       </w:r>
     </w:p>
     <w:p>
       <w:pPr>
         <w:spacing w:after="0" w:line="240" w:lineRule="auto"/>
-        <w:ind w:left="450" w:hanging="450"/>
-        <w:jc w:val="center"/>
-        <w:rPr>
-          <w:rFonts w:ascii="Times New Roman" w:hAnsi="Times New Roman" w:cs="Times New Roman"/>
-          <w:b/>
-          <w:sz w:val="28"/>
-          <w:szCs w:val="28"/>
-        </w:rPr>
-      </w:pPr>
+        <w:ind w:hanging="450"/>
+        <w:rPr>
+          <w:rFonts w:ascii="Times New Roman" w:hAnsi="Times New Roman" w:cs="Times New Roman"/>
+          <w:b/>
+          <w:sz w:val="28"/>
+          <w:szCs w:val="28"/>
+        </w:rPr>
+      </w:pPr>
+      <w:r>
+        <w:rPr>
+          <w:rFonts w:ascii="Times New Roman" w:hAnsi="Times New Roman" w:cs="Times New Roman"/>
+          <w:b/>
+          <w:sz w:val="28"/>
+          <w:szCs w:val="28"/>
+        </w:rPr>
+        <w:t xml:space="preserve">       </w:t>
+      </w:r>
+      <w:r>
+        <w:rPr>
+          <w:rFonts w:ascii="Times New Roman" w:hAnsi="Times New Roman" w:cs="Times New Roman"/>
+          <w:b/>
+          <w:sz w:val="28"/>
+          <w:szCs w:val="28"/>
+        </w:rPr>
+        <w:tab/>
+      </w:r>
+      <w:r>
+        <w:rPr>
+          <w:rFonts w:ascii="Times New Roman" w:hAnsi="Times New Roman" w:cs="Times New Roman"/>
+          <w:b/>
+          <w:sz w:val="28"/>
+          <w:szCs w:val="28"/>
+        </w:rPr>
+        <w:tab/>
+      </w:r>
+      <w:r>
+        <w:rPr>
+          <w:rFonts w:ascii="Times New Roman" w:hAnsi="Times New Roman" w:cs="Times New Roman"/>
+          <w:b/>
+          <w:sz w:val="28"/>
+          <w:szCs w:val="28"/>
+        </w:rPr>
+        <w:tab/>
+        <w:t xml:space="preserve"> </w:t>
+      </w:r>
+      <w:r>
+        <w:rPr>
+          <w:rFonts w:ascii="Times New Roman" w:hAnsi="Times New Roman" w:cs="Times New Roman"/>
+          <w:b/>
+          <w:sz w:val="28"/>
+          <w:szCs w:val="28"/>
+        </w:rPr>
+        <w:tab/>
+      </w:r>
+      <w:r>
+        <w:rPr>
+          <w:rFonts w:ascii="Times New Roman" w:hAnsi="Times New Roman" w:cs="Times New Roman"/>
+          <w:b/>
+          <w:sz w:val="28"/>
+          <w:szCs w:val="28"/>
+        </w:rPr>
+        <w:t xml:space="preserve">    </w:t>
+      </w:r>
       <w:r>
         <w:rPr>
           <w:rFonts w:ascii="Times New Roman" w:hAnsi="Times New Roman" w:cs="Times New Roman"/>
@@ -152,7 +370,72 @@
           <w:szCs w:val="28"/>
           <w:u w:val="single"/>
         </w:rPr>
-        <w:t>First Achievement Test-2082</w:t>
+        <w:t>Third Terminal</w:t>
+      </w:r>
+      <w:r>
+        <w:rPr>
+          <w:rFonts w:ascii="Times New Roman" w:hAnsi="Times New Roman" w:cs="Times New Roman"/>
+          <w:b/>
+          <w:sz w:val="28"/>
+          <w:szCs w:val="28"/>
+          <w:u w:val="single"/>
+        </w:rPr>
+        <w:t xml:space="preserve"> Examination-20</w:t>
+      </w:r>
+      <w:r>
+        <w:rPr>
+          <w:rFonts w:ascii="Times New Roman" w:hAnsi="Times New Roman" w:cs="Times New Roman"/>
+          <w:b/>
+          <w:sz w:val="28"/>
+          <w:szCs w:val="28"/>
+          <w:u w:val="single"/>
+        </w:rPr>
+        <w:t>82</w:t>
+      </w:r>
+      <w:r>
+        <w:rPr>
+          <w:rFonts w:ascii="Times New Roman" w:hAnsi="Times New Roman" w:cs="Times New Roman"/>
+          <w:b/>
+          <w:sz w:val="28"/>
+          <w:szCs w:val="28"/>
+        </w:rPr>
+        <w:tab/>
+      </w:r>
+      <w:r>
+        <w:rPr>
+          <w:rFonts w:ascii="Times New Roman" w:hAnsi="Times New Roman" w:cs="Times New Roman"/>
+          <w:b/>
+          <w:sz w:val="28"/>
+          <w:szCs w:val="28"/>
+        </w:rPr>
+        <w:tab/>
+      </w:r>
+      <w:r>
+        <w:rPr>
+          <w:rFonts w:ascii="Times New Roman" w:hAnsi="Times New Roman" w:cs="Times New Roman"/>
+          <w:b/>
+          <w:sz w:val="28"/>
+          <w:szCs w:val="28"/>
+        </w:rPr>
+        <w:tab/>
+      </w:r>
+      <w:r>
+        <w:rPr>
+          <w:rFonts w:ascii="Times New Roman" w:hAnsi="Times New Roman" w:cs="Times New Roman"/>
+          <w:b/>
+          <w:sz w:val="28"/>
+          <w:szCs w:val="28"/>
+        </w:rPr>
+        <w:tab/>
+      </w:r>
+      <w:r>
+        <w:rPr>
+          <w:rFonts w:ascii="Times New Roman" w:hAnsi="Times New Roman" w:cs="Times New Roman"/>
+          <w:b/>
+          <w:sz w:val="28"/>
+          <w:szCs w:val="28"/>
+        </w:rPr>
+        <w:t xml:space="preserve"> </w:t>
       </w:r>
     </w:p>
     <w:p>
@@ -184,26 +467,35 @@
           <w:sz w:val="28"/>
           <w:szCs w:val="28"/>
         </w:rPr>
-        <w:t>4</w:t>
-      </w:r>
-      <w:r>
-        <w:rPr>
-          <w:rFonts w:ascii="Times New Roman" w:hAnsi="Times New Roman" w:cs="Times New Roman"/>
-          <w:b/>
-          <w:sz w:val="28"/>
-          <w:szCs w:val="28"/>
-        </w:rPr>
-        <w:tab/>
-      </w:r>
-      <w:r>
-        <w:rPr>
-          <w:rFonts w:ascii="Times New Roman" w:hAnsi="Times New Roman" w:cs="Times New Roman"/>
-          <w:b/>
-          <w:sz w:val="28"/>
-          <w:szCs w:val="28"/>
-        </w:rPr>
-        <w:tab/>
-        <w:t xml:space="preserve">           </w:t>
+        <w:t xml:space="preserve"> Four</w:t>
+      </w:r>
+      <w:r>
+        <w:rPr>
+          <w:rFonts w:ascii="Times New Roman" w:hAnsi="Times New Roman" w:cs="Times New Roman"/>
+          <w:b/>
+          <w:sz w:val="28"/>
+          <w:szCs w:val="28"/>
+        </w:rPr>
+        <w:tab/>
+      </w:r>
+      <w:r>
+        <w:rPr>
+          <w:rFonts w:ascii="Times New Roman" w:hAnsi="Times New Roman" w:cs="Times New Roman"/>
+          <w:b/>
+          <w:sz w:val="28"/>
+          <w:szCs w:val="28"/>
+        </w:rPr>
+        <w:tab/>
+        <w:t xml:space="preserve">       </w:t>
+      </w:r>
+      <w:r>
+        <w:rPr>
+          <w:rFonts w:ascii="Times New Roman" w:hAnsi="Times New Roman" w:cs="Times New Roman"/>
+          <w:b/>
+          <w:sz w:val="28"/>
+          <w:szCs w:val="28"/>
+        </w:rPr>
+        <w:t xml:space="preserve">    </w:t>
       </w:r>
       <w:r>
         <w:rPr>
@@ -230,7 +522,7 @@
           <w:sz w:val="24"/>
           <w:szCs w:val="24"/>
         </w:rPr>
-        <w:t xml:space="preserve">Time: -  </w:t>
+        <w:t>Time: -</w:t>
       </w:r>
       <w:r>
         <w:rPr>
@@ -248,7 +540,7 @@
           <w:sz w:val="24"/>
           <w:szCs w:val="24"/>
         </w:rPr>
-        <w:t>hrs.</w:t>
+        <w:t>hr</w:t>
       </w:r>
       <w:r>
         <w:rPr>
@@ -257,7 +549,7 @@
           <w:sz w:val="24"/>
           <w:szCs w:val="24"/>
         </w:rPr>
-        <w:tab/>
+        <w:t>.</w:t>
       </w:r>
       <w:r>
         <w:rPr>
@@ -308,6 +600,15 @@
         <w:rPr>
           <w:rFonts w:ascii="Times New Roman" w:hAnsi="Times New Roman" w:cs="Times New Roman"/>
           <w:b/>
+          <w:sz w:val="24"/>
+          <w:szCs w:val="24"/>
+        </w:rPr>
+        <w:tab/>
+      </w:r>
+      <w:r>
+        <w:rPr>
+          <w:rFonts w:ascii="Times New Roman" w:hAnsi="Times New Roman" w:cs="Times New Roman"/>
+          <w:b/>
           <w:sz w:val="28"/>
           <w:szCs w:val="28"/>
         </w:rPr>
@@ -320,16 +621,16 @@
           <w:sz w:val="28"/>
           <w:szCs w:val="28"/>
         </w:rPr>
+        <w:t xml:space="preserve"> </w:t>
+      </w:r>
+      <w:r>
+        <w:rPr>
+          <w:rFonts w:ascii="Times New Roman" w:hAnsi="Times New Roman" w:cs="Times New Roman"/>
+          <w:b/>
+          <w:sz w:val="28"/>
+          <w:szCs w:val="28"/>
+        </w:rPr>
         <w:t>25</w:t>
-      </w:r>
-      <w:r>
-        <w:rPr>
-          <w:rFonts w:ascii="Times New Roman" w:hAnsi="Times New Roman" w:cs="Times New Roman"/>
-          <w:b/>
-          <w:sz w:val="28"/>
-          <w:szCs w:val="28"/>
-        </w:rPr>
-        <w:t xml:space="preserve">  </w:t>
       </w:r>
     </w:p>
     <w:p>
@@ -352,116 +653,7 @@
           <w:sz w:val="28"/>
           <w:szCs w:val="28"/>
         </w:rPr>
-        <w:t>Sub: HRHG</w:t>
-      </w:r>
-      <w:r>
-        <w:rPr>
-          <w:rFonts w:ascii="Times New Roman" w:hAnsi="Times New Roman" w:cs="Times New Roman"/>
-          <w:b/>
-          <w:sz w:val="28"/>
-          <w:szCs w:val="28"/>
-        </w:rPr>
-        <w:tab/>
-      </w:r>
-      <w:r>
-        <w:rPr>
-          <w:rFonts w:ascii="Times New Roman" w:hAnsi="Times New Roman" w:cs="Times New Roman"/>
-          <w:b/>
-          <w:sz w:val="28"/>
-          <w:szCs w:val="28"/>
-        </w:rPr>
-        <w:tab/>
-      </w:r>
-      <w:r>
-        <w:rPr>
-          <w:rFonts w:ascii="Times New Roman" w:hAnsi="Times New Roman" w:cs="Times New Roman"/>
-          <w:b/>
-          <w:sz w:val="28"/>
-          <w:szCs w:val="28"/>
-        </w:rPr>
-        <w:tab/>
-      </w:r>
-      <w:r>
-        <w:rPr>
-          <w:rFonts w:ascii="Times New Roman" w:hAnsi="Times New Roman" w:cs="Times New Roman"/>
-          <w:b/>
-          <w:sz w:val="28"/>
-          <w:szCs w:val="28"/>
-        </w:rPr>
-        <w:tab/>
-      </w:r>
-      <w:r>
-        <w:rPr>
-          <w:rFonts w:ascii="Times New Roman" w:hAnsi="Times New Roman" w:cs="Times New Roman"/>
-          <w:b/>
-          <w:sz w:val="28"/>
-          <w:szCs w:val="28"/>
-        </w:rPr>
-        <w:tab/>
-      </w:r>
-      <w:r>
-        <w:rPr>
-          <w:rFonts w:ascii="Times New Roman" w:hAnsi="Times New Roman" w:cs="Times New Roman"/>
-          <w:b/>
-          <w:sz w:val="28"/>
-          <w:szCs w:val="28"/>
-        </w:rPr>
-        <w:tab/>
-      </w:r>
-      <w:r>
-        <w:rPr>
-          <w:rFonts w:ascii="Times New Roman" w:hAnsi="Times New Roman" w:cs="Times New Roman"/>
-          <w:b/>
-          <w:sz w:val="28"/>
-          <w:szCs w:val="28"/>
-        </w:rPr>
-        <w:tab/>
-      </w:r>
-      <w:r>
-        <w:rPr>
-          <w:rFonts w:ascii="Times New Roman" w:hAnsi="Times New Roman" w:cs="Times New Roman"/>
-          <w:b/>
-          <w:sz w:val="28"/>
-          <w:szCs w:val="28"/>
-        </w:rPr>
-        <w:tab/>
-      </w:r>
-      <w:r>
-        <w:rPr>
-          <w:rFonts w:ascii="Times New Roman" w:hAnsi="Times New Roman" w:cs="Times New Roman"/>
-          <w:b/>
-          <w:sz w:val="28"/>
-          <w:szCs w:val="28"/>
-        </w:rPr>
-        <w:tab/>
-      </w:r>
-      <w:r>
-        <w:rPr>
-          <w:rFonts w:ascii="Times New Roman" w:hAnsi="Times New Roman" w:cs="Times New Roman"/>
-          <w:b/>
-          <w:sz w:val="28"/>
-          <w:szCs w:val="28"/>
-        </w:rPr>
-        <w:tab/>
-      </w:r>
-      <w:r>
-        <w:rPr>
-          <w:rFonts w:ascii="Times New Roman" w:hAnsi="Times New Roman" w:cs="Times New Roman"/>
-          <w:b/>
-          <w:sz w:val="28"/>
-          <w:szCs w:val="28"/>
-        </w:rPr>
-        <w:tab/>
-        <w:t>P.M.:</w:t>
-      </w:r>
-      <w:r>
-        <w:rPr>
-          <w:rFonts w:ascii="Times New Roman" w:hAnsi="Times New Roman" w:cs="Times New Roman"/>
-          <w:b/>
-          <w:sz w:val="28"/>
-          <w:szCs w:val="28"/>
-        </w:rPr>
-        <w:t>09</w:t>
+        <w:t>Sub:</w:t>
       </w:r>
       <w:r>
         <w:rPr>
@@ -471,6 +663,15 @@
           <w:szCs w:val="28"/>
         </w:rPr>
         <w:t xml:space="preserve"> </w:t>
+      </w:r>
+      <w:r>
+        <w:rPr>
+          <w:rFonts w:ascii="Times New Roman" w:hAnsi="Times New Roman" w:cs="Times New Roman"/>
+          <w:b/>
+          <w:sz w:val="28"/>
+          <w:szCs w:val="28"/>
+        </w:rPr>
+        <w:t>HRHG</w:t>
       </w:r>
     </w:p>
     <w:tbl>
@@ -493,7 +694,7 @@
           </w:tcPr>
           <w:p>
             <w:pPr>
-              <w:spacing w:before="120"/>
+              <w:spacing w:before="120" w:after="0" w:line="240" w:lineRule="auto"/>
               <w:ind w:right="-653"/>
               <w:rPr>
                 <w:rFonts w:ascii="Times New Roman" w:hAnsi="Times New Roman" w:cs="Times New Roman"/>
@@ -509,14 +710,50 @@
                 <w:sz w:val="28"/>
                 <w:szCs w:val="28"/>
               </w:rPr>
-              <w:t xml:space="preserve">Name:                                                                            Roll No.:           Sec.:                                    </w:t>
+              <w:t>N</w:t>
+            </w:r>
+            <w:r>
+              <w:rPr>
+                <w:rFonts w:ascii="Times New Roman" w:hAnsi="Times New Roman" w:cs="Times New Roman"/>
+                <w:b/>
+                <w:sz w:val="28"/>
+                <w:szCs w:val="28"/>
+              </w:rPr>
+              <w:t>ame</w:t>
+            </w:r>
+            <w:r>
+              <w:rPr>
+                <w:rFonts w:ascii="Times New Roman" w:hAnsi="Times New Roman" w:cs="Times New Roman"/>
+                <w:b/>
+                <w:sz w:val="28"/>
+                <w:szCs w:val="28"/>
+              </w:rPr>
+              <w:t xml:space="preserve">:                                                        </w:t>
+            </w:r>
+            <w:r>
+              <w:rPr>
+                <w:rFonts w:ascii="Times New Roman" w:hAnsi="Times New Roman" w:cs="Times New Roman"/>
+                <w:b/>
+                <w:sz w:val="28"/>
+                <w:szCs w:val="28"/>
+              </w:rPr>
+              <w:t xml:space="preserve">                  </w:t>
+            </w:r>
+            <w:r>
+              <w:rPr>
+                <w:rFonts w:ascii="Times New Roman" w:hAnsi="Times New Roman" w:cs="Times New Roman"/>
+                <w:b/>
+                <w:sz w:val="28"/>
+                <w:szCs w:val="28"/>
+              </w:rPr>
+              <w:t xml:space="preserve">  Roll No.:           Sec.:                                    </w:t>
             </w:r>
           </w:p>
         </w:tc>
       </w:tr>
       <w:tr>
         <w:trPr>
-          <w:trHeight w:val="386"/>
+          <w:trHeight w:val="1070"/>
         </w:trPr>
         <w:tc>
           <w:tcPr>
@@ -524,6 +761,8 @@
           </w:tcPr>
           <w:p>
             <w:pPr>
+              <w:spacing w:after="0" w:line="240" w:lineRule="auto"/>
+              <w:ind w:left="180" w:firstLine="360"/>
               <w:rPr>
                 <w:rFonts w:ascii="Times New Roman" w:hAnsi="Times New Roman" w:cs="Times New Roman"/>
                 <w:b/>
@@ -540,27 +779,31 @@
               <mc:AlternateContent>
                 <mc:Choice Requires="wps">
                   <w:drawing>
-                    <wp:anchor distT="0" distB="0" distL="114300" distR="114300" simplePos="0" relativeHeight="251660288" behindDoc="0" locked="0" layoutInCell="1" allowOverlap="1" wp14:anchorId="0BB33861" wp14:editId="7586A44C">
+                    <wp:anchor distT="0" distB="0" distL="114300" distR="114300" simplePos="0" relativeHeight="251660288" behindDoc="0" locked="0" layoutInCell="1" allowOverlap="1" wp14:anchorId="390FD48C" wp14:editId="2F59CC1D">
                       <wp:simplePos x="0" y="0"/>
                       <wp:positionH relativeFrom="column">
-                        <wp:posOffset>5770880</wp:posOffset>
+                        <wp:posOffset>5427345</wp:posOffset>
                       </wp:positionH>
                       <wp:positionV relativeFrom="paragraph">
-                        <wp:posOffset>53975</wp:posOffset>
+                        <wp:posOffset>103505</wp:posOffset>
                       </wp:positionV>
-                      <wp:extent cx="748665" cy="227330"/>
-                      <wp:effectExtent l="19050" t="19050" r="13335" b="20320"/>
+                      <wp:extent cx="1095375" cy="436245"/>
+                      <wp:effectExtent l="19050" t="19050" r="28575" b="20955"/>
                       <wp:wrapNone/>
                       <wp:docPr id="8" name="Rectangle 2"/>
-                      <wp:cNvGraphicFramePr/>
+                      <wp:cNvGraphicFramePr>
+                        <a:graphicFrameLocks xmlns:a="http://schemas.openxmlformats.org/drawingml/2006/main"/>
+                      </wp:cNvGraphicFramePr>
                       <a:graphic xmlns:a="http://schemas.openxmlformats.org/drawingml/2006/main">
                         <a:graphicData uri="http://schemas.microsoft.com/office/word/2010/wordprocessingShape">
                           <wps:wsp>
-                            <wps:cNvSpPr/>
+                            <wps:cNvSpPr>
+                              <a:spLocks/>
+                            </wps:cNvSpPr>
                             <wps:spPr>
                               <a:xfrm>
                                 <a:off x="0" y="0"/>
-                                <a:ext cx="748665" cy="227441"/>
+                                <a:ext cx="1095375" cy="436245"/>
                               </a:xfrm>
                               <a:prstGeom prst="rect">
                                 <a:avLst/>
@@ -586,21 +829,27 @@
                               </a:fontRef>
                             </wps:style>
                             <wps:bodyPr rot="0" spcFirstLastPara="0" vertOverflow="overflow" horzOverflow="overflow" vert="horz" wrap="square" lIns="91440" tIns="45720" rIns="91440" bIns="45720" numCol="1" spcCol="0" rtlCol="0" fromWordArt="0" anchor="ctr" anchorCtr="0" forceAA="0" compatLnSpc="1">
+                              <a:prstTxWarp prst="textNoShape">
+                                <a:avLst/>
+                              </a:prstTxWarp>
                               <a:noAutofit/>
                             </wps:bodyPr>
                           </wps:wsp>
                         </a:graphicData>
                       </a:graphic>
+                      <wp14:sizeRelH relativeFrom="page">
+                        <wp14:pctWidth>0</wp14:pctWidth>
+                      </wp14:sizeRelH>
+                      <wp14:sizeRelV relativeFrom="margin">
+                        <wp14:pctHeight>0</wp14:pctHeight>
+                      </wp14:sizeRelV>
                     </wp:anchor>
                   </w:drawing>
                 </mc:Choice>
-                <mc:Fallback xmlns:wpsCustomData="http://www.wps.cn/officeDocument/2013/wpsCustomData">
+                <mc:Fallback>
                   <w:pict>
-                    <v:rect id="Rectangle 2" o:spid="_x0000_s1026" o:spt="1" style="position:absolute;left:0pt;margin-left:454.4pt;margin-top:4.25pt;height:17.9pt;width:58.95pt;z-index:251660288;v-text-anchor:middle;mso-width-relative:page;mso-height-relative:page;" fillcolor="#FFFFFF [3201]" filled="t" stroked="t" coordsize="21600,21600" o:gfxdata="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">
-                      <v:fill on="t" focussize="0,0"/>
-                      <v:stroke weight="2.25pt" color="#000000 [3213]" miterlimit="8" joinstyle="miter"/>
-                      <v:imagedata o:title=""/>
-                      <o:lock v:ext="edit" aspectratio="f"/>
+                    <v:rect w14:anchorId="4A007BF3" id="Rectangle 2" o:spid="_x0000_s1026" style="position:absolute;margin-left:427.35pt;margin-top:8.15pt;width:86.25pt;height:34.35pt;z-index:251660288;visibility:visible;mso-wrap-style:square;mso-width-percent:0;mso-height-percent:0;mso-wrap-distance-left:9pt;mso-wrap-distance-top:0;mso-wrap-distance-right:9pt;mso-wrap-distance-bottom:0;mso-position-horizontal:absolute;mso-position-horizontal-relative:text;mso-position-vertical:absolute;mso-position-vertical-relative:text;mso-width-percent:0;mso-height-percent:0;mso-width-relative:page;mso-height-relative:margin;v-text-anchor:middle" o:gfxdata="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" fillcolor="white [3201]" strokecolor="black [3213]" strokeweight="2.25pt">
+                      <v:path arrowok="t"/>
                     </v:rect>
                   </w:pict>
                 </mc:Fallback>
@@ -613,7 +862,28 @@
                 <w:sz w:val="28"/>
                 <w:szCs w:val="28"/>
               </w:rPr>
-              <w:tab/>
+              <w:t xml:space="preserve"> </w:t>
+            </w:r>
+          </w:p>
+          <w:p>
+            <w:pPr>
+              <w:spacing w:after="0" w:line="240" w:lineRule="auto"/>
+              <w:ind w:left="180" w:firstLine="360"/>
+              <w:rPr>
+                <w:rFonts w:ascii="Times New Roman" w:hAnsi="Times New Roman" w:cs="Times New Roman"/>
+                <w:b/>
+                <w:sz w:val="28"/>
+                <w:szCs w:val="28"/>
+              </w:rPr>
+            </w:pPr>
+            <w:r>
+              <w:rPr>
+                <w:rFonts w:ascii="Times New Roman" w:hAnsi="Times New Roman" w:cs="Times New Roman"/>
+                <w:b/>
+                <w:sz w:val="28"/>
+                <w:szCs w:val="28"/>
+              </w:rPr>
+              <w:softHyphen/>
             </w:r>
             <w:r>
               <w:rPr>
@@ -622,7 +892,7 @@
                 <w:sz w:val="28"/>
                 <w:szCs w:val="28"/>
               </w:rPr>
-              <w:tab/>
+              <w:softHyphen/>
             </w:r>
             <w:r>
               <w:rPr>
@@ -631,7 +901,7 @@
                 <w:sz w:val="28"/>
                 <w:szCs w:val="28"/>
               </w:rPr>
-              <w:tab/>
+              <w:softHyphen/>
             </w:r>
             <w:r>
               <w:rPr>
@@ -640,7 +910,7 @@
                 <w:sz w:val="28"/>
                 <w:szCs w:val="28"/>
               </w:rPr>
-              <w:tab/>
+              <w:softHyphen/>
             </w:r>
             <w:r>
               <w:rPr>
@@ -649,7 +919,7 @@
                 <w:sz w:val="28"/>
                 <w:szCs w:val="28"/>
               </w:rPr>
-              <w:tab/>
+              <w:softHyphen/>
             </w:r>
             <w:r>
               <w:rPr>
@@ -658,7 +928,7 @@
                 <w:sz w:val="28"/>
                 <w:szCs w:val="28"/>
               </w:rPr>
-              <w:tab/>
+              <w:softHyphen/>
             </w:r>
             <w:r>
               <w:rPr>
@@ -667,7 +937,7 @@
                 <w:sz w:val="28"/>
                 <w:szCs w:val="28"/>
               </w:rPr>
-              <w:tab/>
+              <w:softHyphen/>
             </w:r>
             <w:r>
               <w:rPr>
@@ -676,7 +946,7 @@
                 <w:sz w:val="28"/>
                 <w:szCs w:val="28"/>
               </w:rPr>
-              <w:tab/>
+              <w:softHyphen/>
             </w:r>
             <w:r>
               <w:rPr>
@@ -685,7 +955,7 @@
                 <w:sz w:val="28"/>
                 <w:szCs w:val="28"/>
               </w:rPr>
-              <w:tab/>
+              <w:softHyphen/>
             </w:r>
             <w:r>
               <w:rPr>
@@ -694,683 +964,1119 @@
                 <w:sz w:val="28"/>
                 <w:szCs w:val="28"/>
               </w:rPr>
-              <w:tab/>
+              <w:softHyphen/>
+            </w:r>
+            <w:r>
+              <w:rPr>
+                <w:rFonts w:ascii="Times New Roman" w:hAnsi="Times New Roman" w:cs="Times New Roman"/>
+                <w:b/>
+                <w:sz w:val="28"/>
+                <w:szCs w:val="28"/>
+              </w:rPr>
+              <w:softHyphen/>
+            </w:r>
+            <w:r>
+              <w:rPr>
+                <w:rFonts w:ascii="Times New Roman" w:hAnsi="Times New Roman" w:cs="Times New Roman"/>
+                <w:b/>
+                <w:sz w:val="28"/>
+                <w:szCs w:val="28"/>
+              </w:rPr>
+              <w:softHyphen/>
+              <w:t xml:space="preserve"> ________________                </w:t>
+            </w:r>
+            <w:r>
+              <w:rPr>
+                <w:rFonts w:ascii="Times New Roman" w:hAnsi="Times New Roman" w:cs="Times New Roman"/>
+                <w:b/>
+                <w:sz w:val="28"/>
+                <w:szCs w:val="28"/>
+              </w:rPr>
+              <w:t xml:space="preserve">      ______________    </w:t>
+            </w:r>
+            <w:r>
+              <w:rPr>
+                <w:rFonts w:ascii="Times New Roman" w:hAnsi="Times New Roman" w:cs="Times New Roman"/>
+                <w:b/>
+                <w:sz w:val="28"/>
+                <w:szCs w:val="28"/>
+              </w:rPr>
               <w:t>OBT.MARKS:</w:t>
+            </w:r>
+          </w:p>
+          <w:p>
+            <w:pPr>
+              <w:spacing w:after="0" w:line="240" w:lineRule="auto"/>
+              <w:ind w:left="180" w:firstLine="360"/>
+              <w:rPr>
+                <w:rFonts w:ascii="Times New Roman" w:hAnsi="Times New Roman" w:cs="Times New Roman"/>
+                <w:b/>
+                <w:sz w:val="28"/>
+                <w:szCs w:val="28"/>
+              </w:rPr>
+            </w:pPr>
+            <w:r>
+              <w:rPr>
+                <w:rFonts w:ascii="Times New Roman" w:hAnsi="Times New Roman" w:cs="Times New Roman"/>
+                <w:b/>
+                <w:sz w:val="28"/>
+                <w:szCs w:val="28"/>
+              </w:rPr>
+              <w:t xml:space="preserve">    </w:t>
+            </w:r>
+            <w:r>
+              <w:rPr>
+                <w:rFonts w:ascii="Times New Roman" w:hAnsi="Times New Roman" w:cs="Times New Roman"/>
+                <w:b/>
+                <w:sz w:val="28"/>
+                <w:szCs w:val="28"/>
+              </w:rPr>
+              <w:t xml:space="preserve">INVIGILATOR </w:t>
+            </w:r>
+            <w:r>
+              <w:rPr>
+                <w:rFonts w:ascii="Times New Roman" w:hAnsi="Times New Roman" w:cs="Times New Roman"/>
+                <w:b/>
+                <w:sz w:val="28"/>
+                <w:szCs w:val="28"/>
+              </w:rPr>
+              <w:t xml:space="preserve">                         </w:t>
+            </w:r>
+            <w:r>
+              <w:rPr>
+                <w:rFonts w:ascii="Times New Roman" w:hAnsi="Times New Roman" w:cs="Times New Roman"/>
+                <w:b/>
+                <w:sz w:val="28"/>
+                <w:szCs w:val="28"/>
+              </w:rPr>
+              <w:t xml:space="preserve"> EXAMINER</w:t>
             </w:r>
           </w:p>
         </w:tc>
       </w:tr>
-      <w:bookmarkEnd w:id="0"/>
     </w:tbl>
-    <w:p>
-      <w:pPr>
-        <w:rPr>
-          <w:b/>
-          <w:bCs/>
-          <w:sz w:val="24"/>
-          <w:szCs w:val="24"/>
-        </w:rPr>
-      </w:pPr>
-    </w:p>
-    <w:p>
-      <w:pPr>
-        <w:rPr>
-          <w:rFonts w:ascii="Times New Roman" w:hAnsi="Times New Roman" w:cs="Times New Roman"/>
-          <w:b/>
-          <w:bCs/>
-          <w:sz w:val="24"/>
-          <w:szCs w:val="24"/>
-        </w:rPr>
-      </w:pPr>
-      <w:r>
-        <w:rPr>
-          <w:rFonts w:ascii="Times New Roman" w:hAnsi="Times New Roman" w:cs="Times New Roman"/>
-          <w:b/>
-          <w:bCs/>
-          <w:sz w:val="24"/>
-          <w:szCs w:val="24"/>
-        </w:rPr>
-        <w:t>1: Write Very Short Answer (5 x 1 = 5) ​</w:t>
-      </w:r>
-    </w:p>
-    <w:p>
-      <w:pPr>
-        <w:rPr>
-          <w:rFonts w:ascii="Times New Roman" w:hAnsi="Times New Roman" w:cs="Times New Roman"/>
-          <w:sz w:val="24"/>
-          <w:szCs w:val="24"/>
-        </w:rPr>
-      </w:pPr>
-      <w:r>
-        <w:rPr>
-          <w:rFonts w:ascii="Times New Roman" w:hAnsi="Times New Roman" w:cs="Times New Roman"/>
-          <w:sz w:val="24"/>
-          <w:szCs w:val="24"/>
+    <w:bookmarkEnd w:id="0"/>
+    <w:p>
+      <w:pPr>
+        <w:spacing w:after="0"/>
+        <w:rPr>
+          <w:rFonts w:ascii="Times New Roman" w:hAnsi="Times New Roman" w:cs="Times New Roman"/>
+          <w:b/>
+          <w:bCs/>
+          <w:sz w:val="28"/>
+          <w:szCs w:val="28"/>
+        </w:rPr>
+      </w:pPr>
+      <w:r>
+        <w:rPr>
+          <w:rFonts w:ascii="Times New Roman" w:hAnsi="Times New Roman" w:cs="Times New Roman"/>
+          <w:b/>
+          <w:bCs/>
+          <w:sz w:val="28"/>
+          <w:szCs w:val="28"/>
+        </w:rPr>
+        <w:t>1</w:t>
+      </w:r>
+      <w:r>
+        <w:rPr>
+          <w:rFonts w:ascii="Times New Roman" w:hAnsi="Times New Roman" w:cs="Times New Roman"/>
+          <w:b/>
+          <w:bCs/>
+          <w:sz w:val="28"/>
+          <w:szCs w:val="28"/>
+        </w:rPr>
+        <w:t>.</w:t>
+      </w:r>
+      <w:r>
+        <w:rPr>
+          <w:rFonts w:ascii="Times New Roman" w:hAnsi="Times New Roman" w:cs="Times New Roman"/>
+          <w:b/>
+          <w:bCs/>
+          <w:sz w:val="28"/>
+          <w:szCs w:val="28"/>
+        </w:rPr>
+        <w:t xml:space="preserve"> Write Very Short Answer</w:t>
+      </w:r>
+      <w:r>
+        <w:rPr>
+          <w:rFonts w:ascii="Times New Roman" w:hAnsi="Times New Roman" w:cs="Times New Roman"/>
+          <w:b/>
+          <w:bCs/>
+          <w:sz w:val="28"/>
+          <w:szCs w:val="28"/>
+        </w:rPr>
+        <w:t>.</w:t>
+      </w:r>
+      <w:r>
+        <w:rPr>
+          <w:rFonts w:ascii="Times New Roman" w:hAnsi="Times New Roman" w:cs="Times New Roman"/>
+          <w:b/>
+          <w:bCs/>
+          <w:sz w:val="28"/>
+          <w:szCs w:val="28"/>
+        </w:rPr>
+        <w:tab/>
+      </w:r>
+      <w:r>
+        <w:rPr>
+          <w:rFonts w:ascii="Times New Roman" w:hAnsi="Times New Roman" w:cs="Times New Roman"/>
+          <w:b/>
+          <w:bCs/>
+          <w:sz w:val="28"/>
+          <w:szCs w:val="28"/>
+        </w:rPr>
+        <w:tab/>
+      </w:r>
+      <w:r>
+        <w:rPr>
+          <w:rFonts w:ascii="Times New Roman" w:hAnsi="Times New Roman" w:cs="Times New Roman"/>
+          <w:b/>
+          <w:bCs/>
+          <w:sz w:val="28"/>
+          <w:szCs w:val="28"/>
+        </w:rPr>
+        <w:tab/>
+      </w:r>
+      <w:r>
+        <w:rPr>
+          <w:rFonts w:ascii="Times New Roman" w:hAnsi="Times New Roman" w:cs="Times New Roman"/>
+          <w:b/>
+          <w:bCs/>
+          <w:sz w:val="28"/>
+          <w:szCs w:val="28"/>
+        </w:rPr>
+        <w:tab/>
+      </w:r>
+      <w:r>
+        <w:rPr>
+          <w:rFonts w:ascii="Times New Roman" w:hAnsi="Times New Roman" w:cs="Times New Roman"/>
+          <w:b/>
+          <w:bCs/>
+          <w:sz w:val="28"/>
+          <w:szCs w:val="28"/>
+        </w:rPr>
+        <w:tab/>
+      </w:r>
+      <w:r>
+        <w:rPr>
+          <w:rFonts w:ascii="Times New Roman" w:hAnsi="Times New Roman" w:cs="Times New Roman"/>
+          <w:b/>
+          <w:bCs/>
+          <w:sz w:val="28"/>
+          <w:szCs w:val="28"/>
+        </w:rPr>
+        <w:tab/>
+      </w:r>
+      <w:r>
+        <w:rPr>
+          <w:rFonts w:ascii="Times New Roman" w:hAnsi="Times New Roman" w:cs="Times New Roman"/>
+          <w:b/>
+          <w:bCs/>
+          <w:sz w:val="28"/>
+          <w:szCs w:val="28"/>
+        </w:rPr>
+        <w:tab/>
+      </w:r>
+      <w:r>
+        <w:rPr>
+          <w:rFonts w:ascii="Times New Roman" w:hAnsi="Times New Roman" w:cs="Times New Roman"/>
+          <w:b/>
+          <w:bCs/>
+          <w:sz w:val="28"/>
+          <w:szCs w:val="28"/>
+        </w:rPr>
+        <w:tab/>
+      </w:r>
+      <w:r>
+        <w:rPr>
+          <w:rFonts w:ascii="Times New Roman" w:hAnsi="Times New Roman" w:cs="Times New Roman"/>
+          <w:b/>
+          <w:bCs/>
+          <w:sz w:val="28"/>
+          <w:szCs w:val="28"/>
+        </w:rPr>
+        <w:tab/>
+      </w:r>
+      <w:r>
+        <w:rPr>
+          <w:rFonts w:ascii="Times New Roman" w:hAnsi="Times New Roman" w:cs="Times New Roman"/>
+          <w:b/>
+          <w:bCs/>
+          <w:sz w:val="28"/>
+          <w:szCs w:val="28"/>
+        </w:rPr>
+        <w:t>(5</w:t>
+      </w:r>
+      <w:r>
+        <w:rPr>
+          <w:rFonts w:ascii="Times New Roman" w:hAnsi="Times New Roman" w:cs="Times New Roman"/>
+          <w:b/>
+          <w:bCs/>
+          <w:sz w:val="28"/>
+          <w:szCs w:val="28"/>
+        </w:rPr>
+        <w:t>×</w:t>
+      </w:r>
+      <w:r>
+        <w:rPr>
+          <w:rFonts w:ascii="Times New Roman" w:hAnsi="Times New Roman" w:cs="Times New Roman"/>
+          <w:b/>
+          <w:bCs/>
+          <w:sz w:val="28"/>
+          <w:szCs w:val="28"/>
+        </w:rPr>
+        <w:t>1=5) ​</w:t>
+      </w:r>
+    </w:p>
+    <w:p>
+      <w:pPr>
+        <w:spacing w:after="240"/>
+        <w:ind w:left="288"/>
+        <w:rPr>
+          <w:rFonts w:ascii="Times New Roman" w:hAnsi="Times New Roman" w:cs="Times New Roman"/>
+          <w:sz w:val="28"/>
+          <w:szCs w:val="28"/>
+        </w:rPr>
+      </w:pPr>
+      <w:r>
+        <w:rPr>
+          <w:rFonts w:ascii="Times New Roman" w:hAnsi="Times New Roman" w:cs="Times New Roman"/>
+          <w:sz w:val="28"/>
+          <w:szCs w:val="28"/>
         </w:rPr>
         <w:t xml:space="preserve">a. Who is the elder member of your family? </w:t>
       </w:r>
     </w:p>
     <w:p>
       <w:pPr>
-        <w:rPr>
-          <w:rFonts w:ascii="Times New Roman" w:hAnsi="Times New Roman" w:cs="Times New Roman"/>
-          <w:sz w:val="24"/>
-          <w:szCs w:val="24"/>
-        </w:rPr>
-      </w:pPr>
-      <w:r>
-        <w:rPr>
-          <w:rFonts w:ascii="Times New Roman" w:hAnsi="Times New Roman" w:cs="Times New Roman"/>
-          <w:sz w:val="24"/>
-          <w:szCs w:val="24"/>
-        </w:rPr>
-        <w:t>………………………………………………………………………………………………………………..</w:t>
-      </w:r>
-    </w:p>
-    <w:p>
-      <w:pPr>
-        <w:rPr>
-          <w:rFonts w:ascii="Times New Roman" w:hAnsi="Times New Roman" w:cs="Times New Roman"/>
-          <w:sz w:val="24"/>
-          <w:szCs w:val="24"/>
-        </w:rPr>
-      </w:pPr>
-      <w:r>
-        <w:rPr>
-          <w:rFonts w:ascii="Times New Roman" w:hAnsi="Times New Roman" w:cs="Times New Roman"/>
-          <w:sz w:val="24"/>
-          <w:szCs w:val="24"/>
+        <w:spacing w:after="240"/>
+        <w:ind w:left="432"/>
+        <w:rPr>
+          <w:rFonts w:ascii="Times New Roman" w:hAnsi="Times New Roman" w:cs="Times New Roman"/>
+          <w:sz w:val="28"/>
+          <w:szCs w:val="28"/>
+        </w:rPr>
+      </w:pPr>
+      <w:r>
+        <w:rPr>
+          <w:rFonts w:ascii="Times New Roman" w:hAnsi="Times New Roman" w:cs="Times New Roman"/>
+          <w:sz w:val="28"/>
+          <w:szCs w:val="28"/>
+        </w:rPr>
+        <w:t>……………………………………………………………………………………………</w:t>
+      </w:r>
+    </w:p>
+    <w:p>
+      <w:pPr>
+        <w:spacing w:after="240"/>
+        <w:ind w:left="288"/>
+        <w:rPr>
+          <w:rFonts w:ascii="Times New Roman" w:hAnsi="Times New Roman" w:cs="Times New Roman"/>
+          <w:sz w:val="28"/>
+          <w:szCs w:val="28"/>
+        </w:rPr>
+      </w:pPr>
+      <w:r>
+        <w:rPr>
+          <w:rFonts w:ascii="Times New Roman" w:hAnsi="Times New Roman" w:cs="Times New Roman"/>
+          <w:sz w:val="28"/>
+          <w:szCs w:val="28"/>
         </w:rPr>
         <w:t>b. Write one rare animal.</w:t>
       </w:r>
     </w:p>
     <w:p>
       <w:pPr>
-        <w:rPr>
-          <w:rFonts w:ascii="Times New Roman" w:hAnsi="Times New Roman" w:cs="Times New Roman"/>
-          <w:sz w:val="24"/>
-          <w:szCs w:val="24"/>
-        </w:rPr>
-      </w:pPr>
-      <w:r>
-        <w:rPr>
-          <w:rFonts w:ascii="Times New Roman" w:hAnsi="Times New Roman" w:cs="Times New Roman"/>
-          <w:sz w:val="24"/>
-          <w:szCs w:val="24"/>
-        </w:rPr>
-        <w:t>………………………………………………………………………………………………………………..</w:t>
-      </w:r>
-    </w:p>
-    <w:p>
-      <w:pPr>
-        <w:rPr>
-          <w:rFonts w:ascii="Times New Roman" w:hAnsi="Times New Roman" w:cs="Times New Roman"/>
-          <w:sz w:val="24"/>
-          <w:szCs w:val="24"/>
-        </w:rPr>
-      </w:pPr>
-      <w:r>
-        <w:rPr>
-          <w:rFonts w:ascii="Times New Roman" w:hAnsi="Times New Roman" w:cs="Times New Roman"/>
-          <w:sz w:val="24"/>
-          <w:szCs w:val="24"/>
+        <w:spacing w:after="240"/>
+        <w:ind w:left="432"/>
+        <w:rPr>
+          <w:rFonts w:ascii="Times New Roman" w:hAnsi="Times New Roman" w:cs="Times New Roman"/>
+          <w:sz w:val="28"/>
+          <w:szCs w:val="28"/>
+        </w:rPr>
+      </w:pPr>
+      <w:r>
+        <w:rPr>
+          <w:rFonts w:ascii="Times New Roman" w:hAnsi="Times New Roman" w:cs="Times New Roman"/>
+          <w:sz w:val="28"/>
+          <w:szCs w:val="28"/>
+        </w:rPr>
+        <w:t>……………………………………………………………………………………………</w:t>
+      </w:r>
+    </w:p>
+    <w:p>
+      <w:pPr>
+        <w:spacing w:after="240"/>
+        <w:ind w:left="288"/>
+        <w:rPr>
+          <w:rFonts w:ascii="Times New Roman" w:hAnsi="Times New Roman" w:cs="Times New Roman"/>
+          <w:sz w:val="28"/>
+          <w:szCs w:val="28"/>
+        </w:rPr>
+      </w:pPr>
+      <w:r>
+        <w:rPr>
+          <w:rFonts w:ascii="Times New Roman" w:hAnsi="Times New Roman" w:cs="Times New Roman"/>
+          <w:sz w:val="28"/>
+          <w:szCs w:val="28"/>
         </w:rPr>
         <w:t xml:space="preserve">c. What is yoga? </w:t>
       </w:r>
     </w:p>
     <w:p>
       <w:pPr>
-        <w:rPr>
-          <w:rFonts w:ascii="Times New Roman" w:hAnsi="Times New Roman" w:cs="Times New Roman"/>
-          <w:sz w:val="24"/>
-          <w:szCs w:val="24"/>
-        </w:rPr>
-      </w:pPr>
-      <w:r>
-        <w:rPr>
-          <w:rFonts w:ascii="Times New Roman" w:hAnsi="Times New Roman" w:cs="Times New Roman"/>
-          <w:sz w:val="24"/>
-          <w:szCs w:val="24"/>
-        </w:rPr>
-        <w:t>………………………………………………………………………………………………………………..</w:t>
-      </w:r>
-    </w:p>
-    <w:p>
-      <w:pPr>
-        <w:rPr>
-          <w:rFonts w:ascii="Times New Roman" w:hAnsi="Times New Roman" w:cs="Times New Roman"/>
-          <w:sz w:val="24"/>
-          <w:szCs w:val="24"/>
-        </w:rPr>
-      </w:pPr>
-      <w:r>
-        <w:rPr>
-          <w:rFonts w:ascii="Times New Roman" w:hAnsi="Times New Roman" w:cs="Times New Roman"/>
-          <w:sz w:val="24"/>
-          <w:szCs w:val="24"/>
+        <w:tabs>
+          <w:tab w:val="left" w:pos="360"/>
+        </w:tabs>
+        <w:spacing w:after="240"/>
+        <w:ind w:left="432"/>
+        <w:rPr>
+          <w:rFonts w:ascii="Times New Roman" w:hAnsi="Times New Roman" w:cs="Times New Roman"/>
+          <w:sz w:val="28"/>
+          <w:szCs w:val="28"/>
+        </w:rPr>
+      </w:pPr>
+      <w:r>
+        <w:rPr>
+          <w:rFonts w:ascii="Times New Roman" w:hAnsi="Times New Roman" w:cs="Times New Roman"/>
+          <w:sz w:val="28"/>
+          <w:szCs w:val="28"/>
+        </w:rPr>
+        <w:t>……………………………………………………………………………………………</w:t>
+      </w:r>
+    </w:p>
+    <w:p>
+      <w:pPr>
+        <w:spacing w:after="240"/>
+        <w:ind w:left="288"/>
+        <w:rPr>
+          <w:rFonts w:ascii="Times New Roman" w:hAnsi="Times New Roman" w:cs="Times New Roman"/>
+          <w:sz w:val="28"/>
+          <w:szCs w:val="28"/>
+        </w:rPr>
+      </w:pPr>
+      <w:r>
+        <w:rPr>
+          <w:rFonts w:ascii="Times New Roman" w:hAnsi="Times New Roman" w:cs="Times New Roman"/>
+          <w:sz w:val="28"/>
+          <w:szCs w:val="28"/>
         </w:rPr>
         <w:t xml:space="preserve">d. Who are tourists? </w:t>
       </w:r>
     </w:p>
     <w:p>
       <w:pPr>
-        <w:rPr>
-          <w:rFonts w:ascii="Times New Roman" w:hAnsi="Times New Roman" w:cs="Times New Roman"/>
-          <w:sz w:val="24"/>
-          <w:szCs w:val="24"/>
-        </w:rPr>
-      </w:pPr>
-      <w:r>
-        <w:rPr>
-          <w:rFonts w:ascii="Times New Roman" w:hAnsi="Times New Roman" w:cs="Times New Roman"/>
-          <w:sz w:val="24"/>
-          <w:szCs w:val="24"/>
-        </w:rPr>
-        <w:t>………………………………………………………………………………………………………………..</w:t>
-      </w:r>
-    </w:p>
-    <w:p>
-      <w:pPr>
-        <w:rPr>
-          <w:rFonts w:ascii="Times New Roman" w:hAnsi="Times New Roman" w:cs="Times New Roman"/>
-          <w:sz w:val="24"/>
-          <w:szCs w:val="24"/>
-        </w:rPr>
-      </w:pPr>
-      <w:r>
-        <w:rPr>
-          <w:rFonts w:ascii="Times New Roman" w:hAnsi="Times New Roman" w:cs="Times New Roman"/>
-          <w:sz w:val="24"/>
-          <w:szCs w:val="24"/>
+        <w:spacing w:after="240"/>
+        <w:ind w:left="540"/>
+        <w:rPr>
+          <w:rFonts w:ascii="Times New Roman" w:hAnsi="Times New Roman" w:cs="Times New Roman"/>
+          <w:sz w:val="28"/>
+          <w:szCs w:val="28"/>
+        </w:rPr>
+      </w:pPr>
+      <w:r>
+        <w:rPr>
+          <w:rFonts w:ascii="Times New Roman" w:hAnsi="Times New Roman" w:cs="Times New Roman"/>
+          <w:sz w:val="28"/>
+          <w:szCs w:val="28"/>
+        </w:rPr>
+        <w:t>……………………………………………………………………………………………</w:t>
+      </w:r>
+    </w:p>
+    <w:p>
+      <w:pPr>
+        <w:spacing w:after="240"/>
+        <w:rPr>
+          <w:rFonts w:ascii="Times New Roman" w:hAnsi="Times New Roman" w:cs="Times New Roman"/>
+          <w:sz w:val="28"/>
+          <w:szCs w:val="28"/>
+        </w:rPr>
+      </w:pPr>
+      <w:r>
+        <w:rPr>
+          <w:rFonts w:ascii="Times New Roman" w:hAnsi="Times New Roman" w:cs="Times New Roman"/>
+          <w:sz w:val="28"/>
+          <w:szCs w:val="28"/>
         </w:rPr>
         <w:t>e. What is the main occupation of a farmer?</w:t>
       </w:r>
     </w:p>
     <w:p>
       <w:pPr>
-        <w:rPr>
-          <w:rFonts w:ascii="Times New Roman" w:hAnsi="Times New Roman" w:cs="Times New Roman"/>
-          <w:sz w:val="24"/>
-          <w:szCs w:val="24"/>
-        </w:rPr>
-      </w:pPr>
-      <w:r>
-        <w:rPr>
-          <w:rFonts w:ascii="Times New Roman" w:hAnsi="Times New Roman" w:cs="Times New Roman"/>
-          <w:sz w:val="24"/>
-          <w:szCs w:val="24"/>
-        </w:rPr>
-        <w:t>………………………………………………………………………………………………………………..</w:t>
-      </w:r>
-    </w:p>
-    <w:p>
-      <w:pPr>
-        <w:rPr>
-          <w:rFonts w:ascii="Times New Roman" w:hAnsi="Times New Roman" w:cs="Times New Roman"/>
-          <w:b/>
-          <w:bCs/>
-          <w:sz w:val="24"/>
-          <w:szCs w:val="24"/>
-        </w:rPr>
-      </w:pPr>
-      <w:r>
-        <w:rPr>
-          <w:rFonts w:ascii="Times New Roman" w:hAnsi="Times New Roman" w:cs="Times New Roman"/>
-          <w:b/>
-          <w:bCs/>
-          <w:sz w:val="24"/>
-          <w:szCs w:val="24"/>
-        </w:rPr>
-        <w:t xml:space="preserve">2: Write Short Answer (6 x 2 = 12) </w:t>
-      </w:r>
-    </w:p>
-    <w:p>
-      <w:pPr>
-        <w:rPr>
-          <w:rFonts w:ascii="Times New Roman" w:hAnsi="Times New Roman" w:cs="Times New Roman"/>
-          <w:sz w:val="24"/>
-          <w:szCs w:val="24"/>
-        </w:rPr>
-      </w:pPr>
-      <w:r>
-        <w:rPr>
-          <w:rFonts w:ascii="Times New Roman" w:hAnsi="Times New Roman" w:cs="Times New Roman"/>
-          <w:b/>
-          <w:bCs/>
-          <w:sz w:val="24"/>
-          <w:szCs w:val="24"/>
+        <w:spacing w:after="240"/>
+        <w:ind w:left="432"/>
+        <w:rPr>
+          <w:rFonts w:ascii="Times New Roman" w:hAnsi="Times New Roman" w:cs="Times New Roman"/>
+          <w:sz w:val="28"/>
+          <w:szCs w:val="28"/>
+        </w:rPr>
+      </w:pPr>
+      <w:r>
+        <w:rPr>
+          <w:rFonts w:ascii="Times New Roman" w:hAnsi="Times New Roman" w:cs="Times New Roman"/>
+          <w:sz w:val="28"/>
+          <w:szCs w:val="28"/>
+        </w:rPr>
+        <w:t>……………………………………………………………………………………………</w:t>
+      </w:r>
+    </w:p>
+    <w:p>
+      <w:pPr>
+        <w:spacing w:after="0"/>
+        <w:rPr>
+          <w:rFonts w:ascii="Times New Roman" w:hAnsi="Times New Roman" w:cs="Times New Roman"/>
+          <w:b/>
+          <w:bCs/>
+          <w:sz w:val="28"/>
+          <w:szCs w:val="28"/>
+        </w:rPr>
+      </w:pPr>
+      <w:r>
+        <w:rPr>
+          <w:rFonts w:ascii="Times New Roman" w:hAnsi="Times New Roman" w:cs="Times New Roman"/>
+          <w:b/>
+          <w:bCs/>
+          <w:sz w:val="28"/>
+          <w:szCs w:val="28"/>
+        </w:rPr>
+        <w:t>2: Write Short Answer</w:t>
+      </w:r>
+      <w:r>
+        <w:rPr>
+          <w:rFonts w:ascii="Times New Roman" w:hAnsi="Times New Roman" w:cs="Times New Roman"/>
+          <w:b/>
+          <w:bCs/>
+          <w:sz w:val="28"/>
+          <w:szCs w:val="28"/>
+        </w:rPr>
+        <w:t>.</w:t>
+      </w:r>
+      <w:r>
+        <w:rPr>
+          <w:rFonts w:ascii="Times New Roman" w:hAnsi="Times New Roman" w:cs="Times New Roman"/>
+          <w:b/>
+          <w:bCs/>
+          <w:sz w:val="28"/>
+          <w:szCs w:val="28"/>
+        </w:rPr>
+        <w:tab/>
+      </w:r>
+      <w:r>
+        <w:rPr>
+          <w:rFonts w:ascii="Times New Roman" w:hAnsi="Times New Roman" w:cs="Times New Roman"/>
+          <w:b/>
+          <w:bCs/>
+          <w:sz w:val="28"/>
+          <w:szCs w:val="28"/>
+        </w:rPr>
+        <w:tab/>
+      </w:r>
+      <w:r>
+        <w:rPr>
+          <w:rFonts w:ascii="Times New Roman" w:hAnsi="Times New Roman" w:cs="Times New Roman"/>
+          <w:b/>
+          <w:bCs/>
+          <w:sz w:val="28"/>
+          <w:szCs w:val="28"/>
+        </w:rPr>
+        <w:tab/>
+      </w:r>
+      <w:r>
+        <w:rPr>
+          <w:rFonts w:ascii="Times New Roman" w:hAnsi="Times New Roman" w:cs="Times New Roman"/>
+          <w:b/>
+          <w:bCs/>
+          <w:sz w:val="28"/>
+          <w:szCs w:val="28"/>
+        </w:rPr>
+        <w:tab/>
+      </w:r>
+      <w:r>
+        <w:rPr>
+          <w:rFonts w:ascii="Times New Roman" w:hAnsi="Times New Roman" w:cs="Times New Roman"/>
+          <w:b/>
+          <w:bCs/>
+          <w:sz w:val="28"/>
+          <w:szCs w:val="28"/>
+        </w:rPr>
+        <w:tab/>
+      </w:r>
+      <w:r>
+        <w:rPr>
+          <w:rFonts w:ascii="Times New Roman" w:hAnsi="Times New Roman" w:cs="Times New Roman"/>
+          <w:b/>
+          <w:bCs/>
+          <w:sz w:val="28"/>
+          <w:szCs w:val="28"/>
+        </w:rPr>
+        <w:tab/>
+      </w:r>
+      <w:r>
+        <w:rPr>
+          <w:rFonts w:ascii="Times New Roman" w:hAnsi="Times New Roman" w:cs="Times New Roman"/>
+          <w:b/>
+          <w:bCs/>
+          <w:sz w:val="28"/>
+          <w:szCs w:val="28"/>
+        </w:rPr>
+        <w:tab/>
+      </w:r>
+      <w:r>
+        <w:rPr>
+          <w:rFonts w:ascii="Times New Roman" w:hAnsi="Times New Roman" w:cs="Times New Roman"/>
+          <w:b/>
+          <w:bCs/>
+          <w:sz w:val="28"/>
+          <w:szCs w:val="28"/>
+        </w:rPr>
+        <w:tab/>
+      </w:r>
+      <w:r>
+        <w:rPr>
+          <w:rFonts w:ascii="Times New Roman" w:hAnsi="Times New Roman" w:cs="Times New Roman"/>
+          <w:b/>
+          <w:bCs/>
+          <w:sz w:val="28"/>
+          <w:szCs w:val="28"/>
+        </w:rPr>
+        <w:tab/>
+      </w:r>
+      <w:r>
+        <w:rPr>
+          <w:rFonts w:ascii="Times New Roman" w:hAnsi="Times New Roman" w:cs="Times New Roman"/>
+          <w:b/>
+          <w:bCs/>
+          <w:sz w:val="28"/>
+          <w:szCs w:val="28"/>
+        </w:rPr>
+        <w:t>(6</w:t>
+      </w:r>
+      <w:r>
+        <w:rPr>
+          <w:rFonts w:ascii="Times New Roman" w:hAnsi="Times New Roman" w:cs="Times New Roman"/>
+          <w:b/>
+          <w:bCs/>
+          <w:sz w:val="28"/>
+          <w:szCs w:val="28"/>
+        </w:rPr>
+        <w:t>×</w:t>
+      </w:r>
+      <w:r>
+        <w:rPr>
+          <w:rFonts w:ascii="Times New Roman" w:hAnsi="Times New Roman" w:cs="Times New Roman"/>
+          <w:b/>
+          <w:bCs/>
+          <w:sz w:val="28"/>
+          <w:szCs w:val="28"/>
+        </w:rPr>
+        <w:t xml:space="preserve">2=12) </w:t>
+      </w:r>
+    </w:p>
+    <w:p>
+      <w:pPr>
+        <w:spacing w:after="240"/>
+        <w:ind w:left="288"/>
+        <w:rPr>
+          <w:rFonts w:ascii="Times New Roman" w:hAnsi="Times New Roman" w:cs="Times New Roman"/>
+          <w:sz w:val="28"/>
+          <w:szCs w:val="28"/>
+        </w:rPr>
+      </w:pPr>
+      <w:r>
+        <w:rPr>
+          <w:rFonts w:ascii="Times New Roman" w:hAnsi="Times New Roman" w:cs="Times New Roman"/>
+          <w:b/>
+          <w:bCs/>
+          <w:sz w:val="28"/>
+          <w:szCs w:val="28"/>
         </w:rPr>
         <w:t>​</w:t>
       </w:r>
       <w:r>
         <w:rPr>
           <w:rFonts w:ascii="Times New Roman" w:hAnsi="Times New Roman" w:cs="Times New Roman"/>
-          <w:sz w:val="24"/>
-          <w:szCs w:val="24"/>
+          <w:sz w:val="28"/>
+          <w:szCs w:val="28"/>
         </w:rPr>
         <w:t>a. Write any four castes that live in your municipality.</w:t>
       </w:r>
     </w:p>
     <w:p>
       <w:pPr>
-        <w:rPr>
-          <w:rFonts w:ascii="Times New Roman" w:hAnsi="Times New Roman" w:cs="Times New Roman"/>
-          <w:sz w:val="24"/>
-          <w:szCs w:val="24"/>
-        </w:rPr>
-      </w:pPr>
-      <w:r>
-        <w:rPr>
-          <w:rFonts w:ascii="Times New Roman" w:hAnsi="Times New Roman" w:cs="Times New Roman"/>
-          <w:sz w:val="24"/>
-          <w:szCs w:val="24"/>
-        </w:rPr>
-        <w:t>………………………………………………………………………………………………………………..</w:t>
-      </w:r>
-    </w:p>
-    <w:p>
-      <w:pPr>
-        <w:rPr>
-          <w:rFonts w:ascii="Times New Roman" w:hAnsi="Times New Roman" w:cs="Times New Roman"/>
-          <w:sz w:val="24"/>
-          <w:szCs w:val="24"/>
-        </w:rPr>
-      </w:pPr>
-      <w:r>
-        <w:rPr>
-          <w:rFonts w:ascii="Times New Roman" w:hAnsi="Times New Roman" w:cs="Times New Roman"/>
-          <w:sz w:val="24"/>
-          <w:szCs w:val="24"/>
-        </w:rPr>
-        <w:t>………………………………………………………………………………………………………………..</w:t>
-      </w:r>
-    </w:p>
-    <w:p>
-      <w:pPr>
-        <w:rPr>
-          <w:rFonts w:ascii="Times New Roman" w:hAnsi="Times New Roman" w:cs="Times New Roman"/>
-          <w:sz w:val="24"/>
-          <w:szCs w:val="24"/>
-        </w:rPr>
-      </w:pPr>
-      <w:r>
-        <w:rPr>
-          <w:rFonts w:ascii="Times New Roman" w:hAnsi="Times New Roman" w:cs="Times New Roman"/>
-          <w:sz w:val="24"/>
-          <w:szCs w:val="24"/>
-        </w:rPr>
-        <w:t>………………………………………………………………………………………………………………..</w:t>
-      </w:r>
-      <w:r>
-        <w:rPr>
-          <w:rFonts w:ascii="Times New Roman" w:hAnsi="Times New Roman" w:cs="Times New Roman"/>
-          <w:sz w:val="24"/>
-          <w:szCs w:val="24"/>
+        <w:tabs>
+          <w:tab w:val="left" w:pos="630"/>
+        </w:tabs>
+        <w:spacing w:after="240"/>
+        <w:ind w:left="432"/>
+        <w:rPr>
+          <w:rFonts w:ascii="Times New Roman" w:hAnsi="Times New Roman" w:cs="Times New Roman"/>
+          <w:sz w:val="28"/>
+          <w:szCs w:val="28"/>
+        </w:rPr>
+      </w:pPr>
+      <w:r>
+        <w:rPr>
+          <w:rFonts w:ascii="Times New Roman" w:hAnsi="Times New Roman" w:cs="Times New Roman"/>
+          <w:sz w:val="28"/>
+          <w:szCs w:val="28"/>
+        </w:rPr>
+        <w:t>……………………………………………………………………………………………</w:t>
+      </w:r>
+    </w:p>
+    <w:p>
+      <w:pPr>
+        <w:spacing w:after="240"/>
+        <w:ind w:left="432"/>
+        <w:rPr>
+          <w:rFonts w:ascii="Times New Roman" w:hAnsi="Times New Roman" w:cs="Times New Roman"/>
+          <w:sz w:val="28"/>
+          <w:szCs w:val="28"/>
+        </w:rPr>
+      </w:pPr>
+      <w:r>
+        <w:rPr>
+          <w:rFonts w:ascii="Times New Roman" w:hAnsi="Times New Roman" w:cs="Times New Roman"/>
+          <w:sz w:val="28"/>
+          <w:szCs w:val="28"/>
+        </w:rPr>
+        <w:t>……………………………………………………………………………………………</w:t>
+      </w:r>
+    </w:p>
+    <w:p>
+      <w:pPr>
+        <w:spacing w:after="240"/>
+        <w:ind w:left="432"/>
+        <w:rPr>
+          <w:rFonts w:ascii="Times New Roman" w:hAnsi="Times New Roman" w:cs="Times New Roman"/>
+          <w:sz w:val="28"/>
+          <w:szCs w:val="28"/>
+        </w:rPr>
+      </w:pPr>
+      <w:r>
+        <w:rPr>
+          <w:rFonts w:ascii="Times New Roman" w:hAnsi="Times New Roman" w:cs="Times New Roman"/>
+          <w:sz w:val="28"/>
+          <w:szCs w:val="28"/>
+        </w:rPr>
+        <w:t>……………………………………………………………………………………………</w:t>
+      </w:r>
+      <w:r>
+        <w:rPr>
+          <w:rFonts w:ascii="Times New Roman" w:hAnsi="Times New Roman" w:cs="Times New Roman"/>
+          <w:sz w:val="28"/>
+          <w:szCs w:val="28"/>
         </w:rPr>
         <w:t xml:space="preserve"> </w:t>
       </w:r>
     </w:p>
     <w:p>
       <w:pPr>
-        <w:rPr>
-          <w:rFonts w:ascii="Times New Roman" w:hAnsi="Times New Roman" w:cs="Times New Roman"/>
-          <w:sz w:val="24"/>
-          <w:szCs w:val="24"/>
-        </w:rPr>
-      </w:pPr>
-      <w:r>
-        <w:rPr>
-          <w:rFonts w:ascii="Times New Roman" w:hAnsi="Times New Roman" w:cs="Times New Roman"/>
-          <w:sz w:val="24"/>
-          <w:szCs w:val="24"/>
+        <w:spacing w:after="240"/>
+        <w:ind w:left="288"/>
+        <w:rPr>
+          <w:rFonts w:ascii="Times New Roman" w:hAnsi="Times New Roman" w:cs="Times New Roman"/>
+          <w:sz w:val="28"/>
+          <w:szCs w:val="28"/>
+        </w:rPr>
+      </w:pPr>
+      <w:r>
+        <w:rPr>
+          <w:rFonts w:ascii="Times New Roman" w:hAnsi="Times New Roman" w:cs="Times New Roman"/>
+          <w:sz w:val="28"/>
+          <w:szCs w:val="28"/>
         </w:rPr>
         <w:t xml:space="preserve">b. Why is it important to preserve our culture? </w:t>
       </w:r>
     </w:p>
     <w:p>
       <w:pPr>
-        <w:rPr>
-          <w:rFonts w:ascii="Times New Roman" w:hAnsi="Times New Roman" w:cs="Times New Roman"/>
-          <w:sz w:val="24"/>
-          <w:szCs w:val="24"/>
-        </w:rPr>
-      </w:pPr>
-      <w:r>
-        <w:rPr>
-          <w:rFonts w:ascii="Times New Roman" w:hAnsi="Times New Roman" w:cs="Times New Roman"/>
-          <w:sz w:val="24"/>
-          <w:szCs w:val="24"/>
-        </w:rPr>
-        <w:t>………………………………………………………………………………………………………………..</w:t>
-      </w:r>
-    </w:p>
-    <w:p>
-      <w:pPr>
-        <w:rPr>
-          <w:rFonts w:ascii="Times New Roman" w:hAnsi="Times New Roman" w:cs="Times New Roman"/>
-          <w:sz w:val="24"/>
-          <w:szCs w:val="24"/>
-        </w:rPr>
-      </w:pPr>
-      <w:r>
-        <w:rPr>
-          <w:rFonts w:ascii="Times New Roman" w:hAnsi="Times New Roman" w:cs="Times New Roman"/>
-          <w:sz w:val="24"/>
-          <w:szCs w:val="24"/>
-        </w:rPr>
-        <w:t>………………………………………………………………………………………………………………..</w:t>
-      </w:r>
-    </w:p>
-    <w:p>
-      <w:pPr>
-        <w:rPr>
-          <w:rFonts w:ascii="Times New Roman" w:hAnsi="Times New Roman" w:cs="Times New Roman"/>
-          <w:sz w:val="24"/>
-          <w:szCs w:val="24"/>
-        </w:rPr>
-      </w:pPr>
-      <w:r>
-        <w:rPr>
-          <w:rFonts w:ascii="Times New Roman" w:hAnsi="Times New Roman" w:cs="Times New Roman"/>
-          <w:sz w:val="24"/>
-          <w:szCs w:val="24"/>
-        </w:rPr>
-        <w:t>………………………………………………………………………………………………………………..</w:t>
-      </w:r>
-    </w:p>
-    <w:p>
-      <w:pPr>
-        <w:rPr>
-          <w:rFonts w:ascii="Times New Roman" w:hAnsi="Times New Roman" w:cs="Times New Roman"/>
-          <w:sz w:val="24"/>
-          <w:szCs w:val="24"/>
-        </w:rPr>
-      </w:pPr>
-      <w:r>
-        <w:rPr>
-          <w:rFonts w:ascii="Times New Roman" w:hAnsi="Times New Roman" w:cs="Times New Roman"/>
-          <w:sz w:val="24"/>
-          <w:szCs w:val="24"/>
-        </w:rPr>
+        <w:spacing w:after="240"/>
+        <w:ind w:left="432"/>
+        <w:rPr>
+          <w:rFonts w:ascii="Times New Roman" w:hAnsi="Times New Roman" w:cs="Times New Roman"/>
+          <w:sz w:val="28"/>
+          <w:szCs w:val="28"/>
+        </w:rPr>
+      </w:pPr>
+      <w:r>
+        <w:rPr>
+          <w:rFonts w:ascii="Times New Roman" w:hAnsi="Times New Roman" w:cs="Times New Roman"/>
+          <w:sz w:val="28"/>
+          <w:szCs w:val="28"/>
+        </w:rPr>
+        <w:t>……………………………………………………………………………………………</w:t>
+      </w:r>
+    </w:p>
+    <w:p>
+      <w:pPr>
+        <w:spacing w:after="240"/>
+        <w:ind w:left="432"/>
+        <w:rPr>
+          <w:rFonts w:ascii="Times New Roman" w:hAnsi="Times New Roman" w:cs="Times New Roman"/>
+          <w:sz w:val="28"/>
+          <w:szCs w:val="28"/>
+        </w:rPr>
+      </w:pPr>
+      <w:r>
+        <w:rPr>
+          <w:rFonts w:ascii="Times New Roman" w:hAnsi="Times New Roman" w:cs="Times New Roman"/>
+          <w:sz w:val="28"/>
+          <w:szCs w:val="28"/>
+        </w:rPr>
+        <w:t>……………………………………………………………………………………………</w:t>
+      </w:r>
+    </w:p>
+    <w:p>
+      <w:pPr>
+        <w:spacing w:after="240"/>
+        <w:ind w:left="432"/>
+        <w:rPr>
+          <w:rFonts w:ascii="Times New Roman" w:hAnsi="Times New Roman" w:cs="Times New Roman"/>
+          <w:sz w:val="28"/>
+          <w:szCs w:val="28"/>
+        </w:rPr>
+      </w:pPr>
+      <w:r>
+        <w:rPr>
+          <w:rFonts w:ascii="Times New Roman" w:hAnsi="Times New Roman" w:cs="Times New Roman"/>
+          <w:sz w:val="28"/>
+          <w:szCs w:val="28"/>
+        </w:rPr>
+        <w:t>……………………………………………………………………………………………</w:t>
+      </w:r>
+    </w:p>
+    <w:p>
+      <w:pPr>
+        <w:spacing w:after="160"/>
+        <w:rPr>
+          <w:rFonts w:ascii="Times New Roman" w:hAnsi="Times New Roman" w:cs="Times New Roman"/>
+          <w:sz w:val="28"/>
+          <w:szCs w:val="28"/>
+        </w:rPr>
+      </w:pPr>
+    </w:p>
+    <w:p>
+      <w:pPr>
+        <w:spacing w:after="160"/>
+        <w:rPr>
+          <w:rFonts w:ascii="Times New Roman" w:hAnsi="Times New Roman" w:cs="Times New Roman"/>
+          <w:sz w:val="28"/>
+          <w:szCs w:val="28"/>
+        </w:rPr>
+      </w:pPr>
+      <w:r>
+        <w:rPr>
+          <w:rFonts w:ascii="Times New Roman" w:hAnsi="Times New Roman" w:cs="Times New Roman"/>
+          <w:sz w:val="28"/>
+          <w:szCs w:val="28"/>
+        </w:rPr>
+        <w:lastRenderedPageBreak/>
         <w:t>c. Write any four natural resources.</w:t>
       </w:r>
     </w:p>
     <w:p>
       <w:pPr>
-        <w:rPr>
-          <w:rFonts w:ascii="Times New Roman" w:hAnsi="Times New Roman" w:cs="Times New Roman"/>
-          <w:sz w:val="24"/>
-          <w:szCs w:val="24"/>
-        </w:rPr>
-      </w:pPr>
-      <w:r>
-        <w:rPr>
-          <w:rFonts w:ascii="Times New Roman" w:hAnsi="Times New Roman" w:cs="Times New Roman"/>
-          <w:sz w:val="24"/>
-          <w:szCs w:val="24"/>
-        </w:rPr>
-        <w:t>………………………………………………………………………………………………………………..</w:t>
-      </w:r>
-    </w:p>
-    <w:p>
-      <w:pPr>
-        <w:rPr>
-          <w:rFonts w:ascii="Times New Roman" w:hAnsi="Times New Roman" w:cs="Times New Roman"/>
-          <w:sz w:val="24"/>
-          <w:szCs w:val="24"/>
-        </w:rPr>
-      </w:pPr>
-      <w:r>
-        <w:rPr>
-          <w:rFonts w:ascii="Times New Roman" w:hAnsi="Times New Roman" w:cs="Times New Roman"/>
-          <w:sz w:val="24"/>
-          <w:szCs w:val="24"/>
-        </w:rPr>
-        <w:t>………………………………………………………………………………………………………………..</w:t>
-      </w:r>
-    </w:p>
-    <w:p>
-      <w:pPr>
-        <w:rPr>
-          <w:rFonts w:ascii="Times New Roman" w:hAnsi="Times New Roman" w:cs="Times New Roman"/>
-          <w:sz w:val="24"/>
-          <w:szCs w:val="24"/>
-        </w:rPr>
-      </w:pPr>
-      <w:r>
-        <w:rPr>
-          <w:rFonts w:ascii="Times New Roman" w:hAnsi="Times New Roman" w:cs="Times New Roman"/>
-          <w:sz w:val="24"/>
-          <w:szCs w:val="24"/>
-        </w:rPr>
-        <w:t>………………………………………………………………………………………………………………..</w:t>
-      </w:r>
-      <w:r>
-        <w:rPr>
-          <w:rFonts w:ascii="Times New Roman" w:hAnsi="Times New Roman" w:cs="Times New Roman"/>
-          <w:sz w:val="24"/>
-          <w:szCs w:val="24"/>
+        <w:spacing w:after="160"/>
+        <w:ind w:left="432"/>
+        <w:rPr>
+          <w:rFonts w:ascii="Times New Roman" w:hAnsi="Times New Roman" w:cs="Times New Roman"/>
+          <w:sz w:val="28"/>
+          <w:szCs w:val="28"/>
+        </w:rPr>
+      </w:pPr>
+      <w:r>
+        <w:rPr>
+          <w:rFonts w:ascii="Times New Roman" w:hAnsi="Times New Roman" w:cs="Times New Roman"/>
+          <w:sz w:val="28"/>
+          <w:szCs w:val="28"/>
+        </w:rPr>
+        <w:t>……………………………………………………………………………………………</w:t>
+      </w:r>
+    </w:p>
+    <w:p>
+      <w:pPr>
+        <w:spacing w:after="160"/>
+        <w:ind w:left="432"/>
+        <w:rPr>
+          <w:rFonts w:ascii="Times New Roman" w:hAnsi="Times New Roman" w:cs="Times New Roman"/>
+          <w:sz w:val="28"/>
+          <w:szCs w:val="28"/>
+        </w:rPr>
+      </w:pPr>
+      <w:r>
+        <w:rPr>
+          <w:rFonts w:ascii="Times New Roman" w:hAnsi="Times New Roman" w:cs="Times New Roman"/>
+          <w:sz w:val="28"/>
+          <w:szCs w:val="28"/>
+        </w:rPr>
+        <w:t>……………………………………………………………………………………………</w:t>
+      </w:r>
+    </w:p>
+    <w:p>
+      <w:pPr>
+        <w:spacing w:after="160"/>
+        <w:ind w:left="432"/>
+        <w:rPr>
+          <w:rFonts w:ascii="Times New Roman" w:hAnsi="Times New Roman" w:cs="Times New Roman"/>
+          <w:sz w:val="28"/>
+          <w:szCs w:val="28"/>
+        </w:rPr>
+      </w:pPr>
+      <w:r>
+        <w:rPr>
+          <w:rFonts w:ascii="Times New Roman" w:hAnsi="Times New Roman" w:cs="Times New Roman"/>
+          <w:sz w:val="28"/>
+          <w:szCs w:val="28"/>
+        </w:rPr>
+        <w:t>……………………………………………………………………………………………</w:t>
+      </w:r>
+      <w:r>
+        <w:rPr>
+          <w:rFonts w:ascii="Times New Roman" w:hAnsi="Times New Roman" w:cs="Times New Roman"/>
+          <w:sz w:val="28"/>
+          <w:szCs w:val="28"/>
         </w:rPr>
         <w:t xml:space="preserve"> </w:t>
       </w:r>
     </w:p>
     <w:p>
       <w:pPr>
-        <w:rPr>
-          <w:rFonts w:ascii="Times New Roman" w:hAnsi="Times New Roman" w:cs="Times New Roman"/>
-          <w:sz w:val="24"/>
-          <w:szCs w:val="24"/>
-        </w:rPr>
-      </w:pPr>
-      <w:r>
-        <w:rPr>
-          <w:rFonts w:ascii="Times New Roman" w:hAnsi="Times New Roman" w:cs="Times New Roman"/>
-          <w:sz w:val="24"/>
-          <w:szCs w:val="24"/>
+        <w:spacing w:after="160"/>
+        <w:rPr>
+          <w:rFonts w:ascii="Times New Roman" w:hAnsi="Times New Roman" w:cs="Times New Roman"/>
+          <w:sz w:val="28"/>
+          <w:szCs w:val="28"/>
+        </w:rPr>
+      </w:pPr>
+      <w:r>
+        <w:rPr>
+          <w:rFonts w:ascii="Times New Roman" w:hAnsi="Times New Roman" w:cs="Times New Roman"/>
+          <w:sz w:val="28"/>
+          <w:szCs w:val="28"/>
         </w:rPr>
         <w:t xml:space="preserve">d. Mention any two poses of yoga. </w:t>
       </w:r>
     </w:p>
     <w:p>
       <w:pPr>
-        <w:rPr>
-          <w:rFonts w:ascii="Times New Roman" w:hAnsi="Times New Roman" w:cs="Times New Roman"/>
-          <w:sz w:val="24"/>
-          <w:szCs w:val="24"/>
-        </w:rPr>
-      </w:pPr>
-      <w:r>
-        <w:rPr>
-          <w:rFonts w:ascii="Times New Roman" w:hAnsi="Times New Roman" w:cs="Times New Roman"/>
-          <w:sz w:val="24"/>
-          <w:szCs w:val="24"/>
-        </w:rPr>
-        <w:t>………………………………………………………………………………………………………………..</w:t>
-      </w:r>
-    </w:p>
-    <w:p>
-      <w:pPr>
-        <w:rPr>
-          <w:rFonts w:ascii="Times New Roman" w:hAnsi="Times New Roman" w:cs="Times New Roman"/>
-          <w:sz w:val="24"/>
-          <w:szCs w:val="24"/>
-        </w:rPr>
-      </w:pPr>
-      <w:r>
-        <w:rPr>
-          <w:rFonts w:ascii="Times New Roman" w:hAnsi="Times New Roman" w:cs="Times New Roman"/>
-          <w:sz w:val="24"/>
-          <w:szCs w:val="24"/>
-        </w:rPr>
-        <w:t>………………………………………………………………………………………………………………..</w:t>
-      </w:r>
-    </w:p>
-    <w:p>
-      <w:pPr>
-        <w:rPr>
-          <w:rFonts w:ascii="Times New Roman" w:hAnsi="Times New Roman" w:cs="Times New Roman"/>
-          <w:sz w:val="24"/>
-          <w:szCs w:val="24"/>
-        </w:rPr>
-      </w:pPr>
-      <w:r>
-        <w:rPr>
-          <w:rFonts w:ascii="Times New Roman" w:hAnsi="Times New Roman" w:cs="Times New Roman"/>
-          <w:sz w:val="24"/>
-          <w:szCs w:val="24"/>
-        </w:rPr>
-        <w:t>………………………………………………………………………………………………………………..</w:t>
-      </w:r>
-    </w:p>
-    <w:p>
-      <w:pPr>
-        <w:rPr>
-          <w:rFonts w:ascii="Times New Roman" w:hAnsi="Times New Roman" w:cs="Times New Roman"/>
-          <w:sz w:val="24"/>
-          <w:szCs w:val="24"/>
-        </w:rPr>
-      </w:pPr>
-      <w:r>
-        <w:rPr>
-          <w:rFonts w:ascii="Times New Roman" w:hAnsi="Times New Roman" w:cs="Times New Roman"/>
-          <w:sz w:val="24"/>
-          <w:szCs w:val="24"/>
+        <w:spacing w:after="160"/>
+        <w:ind w:left="432"/>
+        <w:rPr>
+          <w:rFonts w:ascii="Times New Roman" w:hAnsi="Times New Roman" w:cs="Times New Roman"/>
+          <w:sz w:val="28"/>
+          <w:szCs w:val="28"/>
+        </w:rPr>
+      </w:pPr>
+      <w:r>
+        <w:rPr>
+          <w:rFonts w:ascii="Times New Roman" w:hAnsi="Times New Roman" w:cs="Times New Roman"/>
+          <w:sz w:val="28"/>
+          <w:szCs w:val="28"/>
+        </w:rPr>
+        <w:t>……………………………………………………………………………………………</w:t>
+      </w:r>
+    </w:p>
+    <w:p>
+      <w:pPr>
+        <w:spacing w:after="160"/>
+        <w:ind w:left="432"/>
+        <w:rPr>
+          <w:rFonts w:ascii="Times New Roman" w:hAnsi="Times New Roman" w:cs="Times New Roman"/>
+          <w:sz w:val="28"/>
+          <w:szCs w:val="28"/>
+        </w:rPr>
+      </w:pPr>
+      <w:r>
+        <w:rPr>
+          <w:rFonts w:ascii="Times New Roman" w:hAnsi="Times New Roman" w:cs="Times New Roman"/>
+          <w:sz w:val="28"/>
+          <w:szCs w:val="28"/>
+        </w:rPr>
+        <w:t>……………………………………………………………………………………………</w:t>
+      </w:r>
+    </w:p>
+    <w:p>
+      <w:pPr>
+        <w:spacing w:after="160"/>
+        <w:ind w:left="432"/>
+        <w:rPr>
+          <w:rFonts w:ascii="Times New Roman" w:hAnsi="Times New Roman" w:cs="Times New Roman"/>
+          <w:sz w:val="28"/>
+          <w:szCs w:val="28"/>
+        </w:rPr>
+      </w:pPr>
+      <w:r>
+        <w:rPr>
+          <w:rFonts w:ascii="Times New Roman" w:hAnsi="Times New Roman" w:cs="Times New Roman"/>
+          <w:sz w:val="28"/>
+          <w:szCs w:val="28"/>
+        </w:rPr>
+        <w:t>……………………………………………………………………………………………</w:t>
+      </w:r>
+    </w:p>
+    <w:p>
+      <w:pPr>
+        <w:spacing w:after="160"/>
+        <w:rPr>
+          <w:rFonts w:ascii="Times New Roman" w:hAnsi="Times New Roman" w:cs="Times New Roman"/>
+          <w:sz w:val="28"/>
+          <w:szCs w:val="28"/>
+        </w:rPr>
+      </w:pPr>
+      <w:r>
+        <w:rPr>
+          <w:rFonts w:ascii="Times New Roman" w:hAnsi="Times New Roman" w:cs="Times New Roman"/>
+          <w:sz w:val="28"/>
+          <w:szCs w:val="28"/>
         </w:rPr>
         <w:t xml:space="preserve">e. Define local and international tourist. </w:t>
       </w:r>
     </w:p>
     <w:p>
       <w:pPr>
-        <w:rPr>
-          <w:rFonts w:ascii="Times New Roman" w:hAnsi="Times New Roman" w:cs="Times New Roman"/>
-          <w:sz w:val="24"/>
-          <w:szCs w:val="24"/>
-        </w:rPr>
-      </w:pPr>
-      <w:r>
-        <w:rPr>
-          <w:rFonts w:ascii="Times New Roman" w:hAnsi="Times New Roman" w:cs="Times New Roman"/>
-          <w:sz w:val="24"/>
-          <w:szCs w:val="24"/>
-        </w:rPr>
-        <w:t>………………………………………………………………………………………………………………..</w:t>
-      </w:r>
-    </w:p>
-    <w:p>
-      <w:pPr>
-        <w:rPr>
-          <w:rFonts w:ascii="Times New Roman" w:hAnsi="Times New Roman" w:cs="Times New Roman"/>
-          <w:sz w:val="24"/>
-          <w:szCs w:val="24"/>
-        </w:rPr>
-      </w:pPr>
-      <w:r>
-        <w:rPr>
-          <w:rFonts w:ascii="Times New Roman" w:hAnsi="Times New Roman" w:cs="Times New Roman"/>
-          <w:sz w:val="24"/>
-          <w:szCs w:val="24"/>
-        </w:rPr>
-        <w:t>………………………………………………………………………………………………………………..</w:t>
-      </w:r>
-    </w:p>
-    <w:p>
-      <w:pPr>
-        <w:rPr>
-          <w:rFonts w:ascii="Times New Roman" w:hAnsi="Times New Roman" w:cs="Times New Roman"/>
-          <w:sz w:val="24"/>
-          <w:szCs w:val="24"/>
-        </w:rPr>
-      </w:pPr>
-      <w:r>
-        <w:rPr>
-          <w:rFonts w:ascii="Times New Roman" w:hAnsi="Times New Roman" w:cs="Times New Roman"/>
-          <w:sz w:val="24"/>
-          <w:szCs w:val="24"/>
-        </w:rPr>
-        <w:t>………………………………………………………………………………………………………………..</w:t>
-      </w:r>
-    </w:p>
-    <w:p>
-      <w:pPr>
-        <w:rPr>
-          <w:rFonts w:ascii="Times New Roman" w:hAnsi="Times New Roman" w:cs="Times New Roman"/>
-          <w:sz w:val="24"/>
-          <w:szCs w:val="24"/>
-        </w:rPr>
-      </w:pPr>
-      <w:r>
-        <w:rPr>
-          <w:rFonts w:ascii="Times New Roman" w:hAnsi="Times New Roman" w:cs="Times New Roman"/>
-          <w:sz w:val="24"/>
-          <w:szCs w:val="24"/>
+        <w:spacing w:after="160"/>
+        <w:ind w:left="432"/>
+        <w:rPr>
+          <w:rFonts w:ascii="Times New Roman" w:hAnsi="Times New Roman" w:cs="Times New Roman"/>
+          <w:sz w:val="28"/>
+          <w:szCs w:val="28"/>
+        </w:rPr>
+      </w:pPr>
+      <w:r>
+        <w:rPr>
+          <w:rFonts w:ascii="Times New Roman" w:hAnsi="Times New Roman" w:cs="Times New Roman"/>
+          <w:sz w:val="28"/>
+          <w:szCs w:val="28"/>
+        </w:rPr>
+        <w:t>……………………………………………………………………………………………</w:t>
+      </w:r>
+    </w:p>
+    <w:p>
+      <w:pPr>
+        <w:spacing w:after="160"/>
+        <w:ind w:left="432"/>
+        <w:rPr>
+          <w:rFonts w:ascii="Times New Roman" w:hAnsi="Times New Roman" w:cs="Times New Roman"/>
+          <w:sz w:val="28"/>
+          <w:szCs w:val="28"/>
+        </w:rPr>
+      </w:pPr>
+      <w:r>
+        <w:rPr>
+          <w:rFonts w:ascii="Times New Roman" w:hAnsi="Times New Roman" w:cs="Times New Roman"/>
+          <w:sz w:val="28"/>
+          <w:szCs w:val="28"/>
+        </w:rPr>
+        <w:t>……………………………………………………………………………………………</w:t>
+      </w:r>
+    </w:p>
+    <w:p>
+      <w:pPr>
+        <w:spacing w:after="160"/>
+        <w:ind w:left="432"/>
+        <w:rPr>
+          <w:rFonts w:ascii="Times New Roman" w:hAnsi="Times New Roman" w:cs="Times New Roman"/>
+          <w:sz w:val="28"/>
+          <w:szCs w:val="28"/>
+        </w:rPr>
+      </w:pPr>
+      <w:r>
+        <w:rPr>
+          <w:rFonts w:ascii="Times New Roman" w:hAnsi="Times New Roman" w:cs="Times New Roman"/>
+          <w:sz w:val="28"/>
+          <w:szCs w:val="28"/>
+        </w:rPr>
+        <w:t>……………………………………………………………………………………………</w:t>
+      </w:r>
+    </w:p>
+    <w:p>
+      <w:pPr>
+        <w:spacing w:after="160"/>
+        <w:rPr>
+          <w:rFonts w:ascii="Times New Roman" w:hAnsi="Times New Roman" w:cs="Times New Roman"/>
+          <w:sz w:val="28"/>
+          <w:szCs w:val="28"/>
+        </w:rPr>
+      </w:pPr>
+      <w:r>
+        <w:rPr>
+          <w:rFonts w:ascii="Times New Roman" w:hAnsi="Times New Roman" w:cs="Times New Roman"/>
+          <w:sz w:val="28"/>
+          <w:szCs w:val="28"/>
         </w:rPr>
         <w:t>f. Why do people rear animals?</w:t>
       </w:r>
     </w:p>
     <w:p>
       <w:pPr>
-        <w:rPr>
-          <w:rFonts w:ascii="Times New Roman" w:hAnsi="Times New Roman" w:cs="Times New Roman"/>
-          <w:sz w:val="24"/>
-          <w:szCs w:val="24"/>
-        </w:rPr>
-      </w:pPr>
-      <w:r>
-        <w:rPr>
-          <w:rFonts w:ascii="Times New Roman" w:hAnsi="Times New Roman" w:cs="Times New Roman"/>
-          <w:sz w:val="24"/>
-          <w:szCs w:val="24"/>
-        </w:rPr>
-        <w:t>………………………………………………………………………………………………………………..</w:t>
-      </w:r>
-    </w:p>
-    <w:p>
-      <w:pPr>
-        <w:rPr>
-          <w:rFonts w:ascii="Times New Roman" w:hAnsi="Times New Roman" w:cs="Times New Roman"/>
-          <w:sz w:val="24"/>
-          <w:szCs w:val="24"/>
-        </w:rPr>
-      </w:pPr>
-      <w:r>
-        <w:rPr>
-          <w:rFonts w:ascii="Times New Roman" w:hAnsi="Times New Roman" w:cs="Times New Roman"/>
-          <w:sz w:val="24"/>
-          <w:szCs w:val="24"/>
-        </w:rPr>
-        <w:t>………………………………………………………………………………………………………………..</w:t>
-      </w:r>
-    </w:p>
-    <w:p>
-      <w:pPr>
-        <w:rPr>
-          <w:rFonts w:ascii="Times New Roman" w:hAnsi="Times New Roman" w:cs="Times New Roman"/>
-          <w:sz w:val="24"/>
-          <w:szCs w:val="24"/>
-        </w:rPr>
-      </w:pPr>
-      <w:r>
-        <w:rPr>
-          <w:rFonts w:ascii="Times New Roman" w:hAnsi="Times New Roman" w:cs="Times New Roman"/>
-          <w:sz w:val="24"/>
-          <w:szCs w:val="24"/>
-        </w:rPr>
-        <w:t>………………………………………………………………………………………………………………..</w:t>
-      </w:r>
-    </w:p>
-    <w:p>
-      <w:pPr>
-        <w:rPr>
-          <w:rFonts w:ascii="Times New Roman" w:hAnsi="Times New Roman" w:cs="Times New Roman"/>
-          <w:sz w:val="24"/>
-          <w:szCs w:val="24"/>
-        </w:rPr>
-      </w:pPr>
-      <w:r>
-        <w:rPr>
-          <w:rFonts w:ascii="Times New Roman" w:hAnsi="Times New Roman" w:cs="Times New Roman"/>
-          <w:sz w:val="24"/>
-          <w:szCs w:val="24"/>
+        <w:spacing w:after="160"/>
+        <w:rPr>
+          <w:rFonts w:ascii="Times New Roman" w:hAnsi="Times New Roman" w:cs="Times New Roman"/>
+          <w:sz w:val="28"/>
+          <w:szCs w:val="28"/>
+        </w:rPr>
+      </w:pPr>
+      <w:r>
+        <w:rPr>
+          <w:rFonts w:ascii="Times New Roman" w:hAnsi="Times New Roman" w:cs="Times New Roman"/>
+          <w:sz w:val="28"/>
+          <w:szCs w:val="28"/>
+        </w:rPr>
+        <w:t>…………………………………………………………………………………………………</w:t>
+      </w:r>
+    </w:p>
+    <w:p>
+      <w:pPr>
+        <w:spacing w:after="160"/>
+        <w:rPr>
+          <w:rFonts w:ascii="Times New Roman" w:hAnsi="Times New Roman" w:cs="Times New Roman"/>
+          <w:sz w:val="28"/>
+          <w:szCs w:val="28"/>
+        </w:rPr>
+      </w:pPr>
+      <w:r>
+        <w:rPr>
+          <w:rFonts w:ascii="Times New Roman" w:hAnsi="Times New Roman" w:cs="Times New Roman"/>
+          <w:sz w:val="28"/>
+          <w:szCs w:val="28"/>
+        </w:rPr>
+        <w:t>…………………………………………………………………………………………………</w:t>
+      </w:r>
+    </w:p>
+    <w:p>
+      <w:pPr>
+        <w:spacing w:after="160"/>
+        <w:rPr>
+          <w:rFonts w:ascii="Times New Roman" w:hAnsi="Times New Roman" w:cs="Times New Roman"/>
+          <w:sz w:val="28"/>
+          <w:szCs w:val="28"/>
+        </w:rPr>
+      </w:pPr>
+      <w:r>
+        <w:rPr>
+          <w:rFonts w:ascii="Times New Roman" w:hAnsi="Times New Roman" w:cs="Times New Roman"/>
+          <w:sz w:val="28"/>
+          <w:szCs w:val="28"/>
+        </w:rPr>
+        <w:t>…………………………………………………………………………………………………</w:t>
+      </w:r>
+    </w:p>
+    <w:p>
+      <w:pPr>
+        <w:spacing w:after="160"/>
+        <w:rPr>
+          <w:rFonts w:ascii="Times New Roman" w:hAnsi="Times New Roman" w:cs="Times New Roman"/>
+          <w:b/>
+          <w:bCs/>
+          <w:sz w:val="28"/>
+          <w:szCs w:val="28"/>
+        </w:rPr>
+      </w:pPr>
+      <w:r>
+        <w:rPr>
+          <w:rFonts w:ascii="Times New Roman" w:hAnsi="Times New Roman" w:cs="Times New Roman"/>
+          <w:sz w:val="28"/>
+          <w:szCs w:val="28"/>
         </w:rPr>
         <w:t>​</w:t>
       </w:r>
@@ -1379,228 +2085,405 @@
           <w:rFonts w:ascii="Times New Roman" w:hAnsi="Times New Roman" w:cs="Times New Roman"/>
           <w:b/>
           <w:bCs/>
-          <w:sz w:val="24"/>
-          <w:szCs w:val="24"/>
-        </w:rPr>
-        <w:t>3: Write Long Answers (4 x 2 = 8)</w:t>
-      </w:r>
-    </w:p>
-    <w:p>
-      <w:pPr>
-        <w:rPr>
-          <w:rFonts w:ascii="Times New Roman" w:hAnsi="Times New Roman" w:cs="Times New Roman"/>
-          <w:sz w:val="24"/>
-          <w:szCs w:val="24"/>
-        </w:rPr>
-      </w:pPr>
-      <w:r>
-        <w:rPr>
-          <w:rFonts w:ascii="Times New Roman" w:hAnsi="Times New Roman" w:cs="Times New Roman"/>
-          <w:sz w:val="24"/>
-          <w:szCs w:val="24"/>
+          <w:sz w:val="28"/>
+          <w:szCs w:val="28"/>
+        </w:rPr>
+        <w:t>3: Write Long Answers</w:t>
+      </w:r>
+      <w:r>
+        <w:rPr>
+          <w:rFonts w:ascii="Times New Roman" w:hAnsi="Times New Roman" w:cs="Times New Roman"/>
+          <w:b/>
+          <w:bCs/>
+          <w:sz w:val="28"/>
+          <w:szCs w:val="28"/>
+        </w:rPr>
+        <w:t>.</w:t>
+      </w:r>
+      <w:r>
+        <w:rPr>
+          <w:rFonts w:ascii="Times New Roman" w:hAnsi="Times New Roman" w:cs="Times New Roman"/>
+          <w:b/>
+          <w:bCs/>
+          <w:sz w:val="28"/>
+          <w:szCs w:val="28"/>
+        </w:rPr>
+        <w:tab/>
+      </w:r>
+      <w:r>
+        <w:rPr>
+          <w:rFonts w:ascii="Times New Roman" w:hAnsi="Times New Roman" w:cs="Times New Roman"/>
+          <w:b/>
+          <w:bCs/>
+          <w:sz w:val="28"/>
+          <w:szCs w:val="28"/>
+        </w:rPr>
+        <w:tab/>
+      </w:r>
+      <w:r>
+        <w:rPr>
+          <w:rFonts w:ascii="Times New Roman" w:hAnsi="Times New Roman" w:cs="Times New Roman"/>
+          <w:b/>
+          <w:bCs/>
+          <w:sz w:val="28"/>
+          <w:szCs w:val="28"/>
+        </w:rPr>
+        <w:tab/>
+      </w:r>
+      <w:r>
+        <w:rPr>
+          <w:rFonts w:ascii="Times New Roman" w:hAnsi="Times New Roman" w:cs="Times New Roman"/>
+          <w:b/>
+          <w:bCs/>
+          <w:sz w:val="28"/>
+          <w:szCs w:val="28"/>
+        </w:rPr>
+        <w:tab/>
+      </w:r>
+      <w:r>
+        <w:rPr>
+          <w:rFonts w:ascii="Times New Roman" w:hAnsi="Times New Roman" w:cs="Times New Roman"/>
+          <w:b/>
+          <w:bCs/>
+          <w:sz w:val="28"/>
+          <w:szCs w:val="28"/>
+        </w:rPr>
+        <w:tab/>
+      </w:r>
+      <w:r>
+        <w:rPr>
+          <w:rFonts w:ascii="Times New Roman" w:hAnsi="Times New Roman" w:cs="Times New Roman"/>
+          <w:b/>
+          <w:bCs/>
+          <w:sz w:val="28"/>
+          <w:szCs w:val="28"/>
+        </w:rPr>
+        <w:tab/>
+      </w:r>
+      <w:r>
+        <w:rPr>
+          <w:rFonts w:ascii="Times New Roman" w:hAnsi="Times New Roman" w:cs="Times New Roman"/>
+          <w:b/>
+          <w:bCs/>
+          <w:sz w:val="28"/>
+          <w:szCs w:val="28"/>
+        </w:rPr>
+        <w:tab/>
+      </w:r>
+      <w:r>
+        <w:rPr>
+          <w:rFonts w:ascii="Times New Roman" w:hAnsi="Times New Roman" w:cs="Times New Roman"/>
+          <w:b/>
+          <w:bCs/>
+          <w:sz w:val="28"/>
+          <w:szCs w:val="28"/>
+        </w:rPr>
+        <w:tab/>
+      </w:r>
+      <w:r>
+        <w:rPr>
+          <w:rFonts w:ascii="Times New Roman" w:hAnsi="Times New Roman" w:cs="Times New Roman"/>
+          <w:b/>
+          <w:bCs/>
+          <w:sz w:val="28"/>
+          <w:szCs w:val="28"/>
+        </w:rPr>
+        <w:tab/>
+      </w:r>
+      <w:r>
+        <w:rPr>
+          <w:rFonts w:ascii="Times New Roman" w:hAnsi="Times New Roman" w:cs="Times New Roman"/>
+          <w:b/>
+          <w:bCs/>
+          <w:sz w:val="28"/>
+          <w:szCs w:val="28"/>
+        </w:rPr>
+        <w:tab/>
+      </w:r>
+      <w:r>
+        <w:rPr>
+          <w:rFonts w:ascii="Times New Roman" w:hAnsi="Times New Roman" w:cs="Times New Roman"/>
+          <w:b/>
+          <w:bCs/>
+          <w:sz w:val="28"/>
+          <w:szCs w:val="28"/>
+        </w:rPr>
+        <w:t>(4</w:t>
+      </w:r>
+      <w:r>
+        <w:rPr>
+          <w:rFonts w:ascii="Times New Roman" w:hAnsi="Times New Roman" w:cs="Times New Roman"/>
+          <w:b/>
+          <w:bCs/>
+          <w:sz w:val="28"/>
+          <w:szCs w:val="28"/>
+        </w:rPr>
+        <w:t>×</w:t>
+      </w:r>
+      <w:r>
+        <w:rPr>
+          <w:rFonts w:ascii="Times New Roman" w:hAnsi="Times New Roman" w:cs="Times New Roman"/>
+          <w:b/>
+          <w:bCs/>
+          <w:sz w:val="28"/>
+          <w:szCs w:val="28"/>
+        </w:rPr>
+        <w:t>2=8)</w:t>
+      </w:r>
+    </w:p>
+    <w:p>
+      <w:pPr>
+        <w:spacing w:after="160"/>
+        <w:rPr>
+          <w:rFonts w:ascii="Times New Roman" w:hAnsi="Times New Roman" w:cs="Times New Roman"/>
+          <w:sz w:val="28"/>
+          <w:szCs w:val="28"/>
+        </w:rPr>
+      </w:pPr>
+      <w:r>
+        <w:rPr>
+          <w:rFonts w:ascii="Times New Roman" w:hAnsi="Times New Roman" w:cs="Times New Roman"/>
+          <w:sz w:val="28"/>
+          <w:szCs w:val="28"/>
         </w:rPr>
         <w:t xml:space="preserve">​a. List out the different types of farming. </w:t>
       </w:r>
     </w:p>
     <w:p>
       <w:pPr>
-        <w:rPr>
-          <w:rFonts w:ascii="Times New Roman" w:hAnsi="Times New Roman" w:cs="Times New Roman"/>
-          <w:sz w:val="24"/>
-          <w:szCs w:val="24"/>
-        </w:rPr>
-      </w:pPr>
-      <w:r>
-        <w:rPr>
-          <w:rFonts w:ascii="Times New Roman" w:hAnsi="Times New Roman" w:cs="Times New Roman"/>
-          <w:sz w:val="24"/>
-          <w:szCs w:val="24"/>
-        </w:rPr>
-        <w:t>………………………………………………………………………………………………………………..</w:t>
-      </w:r>
-    </w:p>
-    <w:p>
-      <w:pPr>
-        <w:rPr>
-          <w:rFonts w:ascii="Times New Roman" w:hAnsi="Times New Roman" w:cs="Times New Roman"/>
-          <w:sz w:val="24"/>
-          <w:szCs w:val="24"/>
-        </w:rPr>
-      </w:pPr>
-      <w:r>
-        <w:rPr>
-          <w:rFonts w:ascii="Times New Roman" w:hAnsi="Times New Roman" w:cs="Times New Roman"/>
-          <w:sz w:val="24"/>
-          <w:szCs w:val="24"/>
-        </w:rPr>
-        <w:t>………………………………………………………………………………………………………………..</w:t>
-      </w:r>
-    </w:p>
-    <w:p>
-      <w:pPr>
-        <w:rPr>
-          <w:rFonts w:ascii="Times New Roman" w:hAnsi="Times New Roman" w:cs="Times New Roman"/>
-          <w:sz w:val="24"/>
-          <w:szCs w:val="24"/>
-        </w:rPr>
-      </w:pPr>
-      <w:r>
-        <w:rPr>
-          <w:rFonts w:ascii="Times New Roman" w:hAnsi="Times New Roman" w:cs="Times New Roman"/>
-          <w:sz w:val="24"/>
-          <w:szCs w:val="24"/>
-        </w:rPr>
-        <w:t>………………………………………………………………………………………………………………..</w:t>
-      </w:r>
-    </w:p>
-    <w:p>
-      <w:pPr>
-        <w:rPr>
-          <w:rFonts w:ascii="Times New Roman" w:hAnsi="Times New Roman" w:cs="Times New Roman"/>
-          <w:sz w:val="24"/>
-          <w:szCs w:val="24"/>
-        </w:rPr>
-      </w:pPr>
-      <w:r>
-        <w:rPr>
-          <w:rFonts w:ascii="Times New Roman" w:hAnsi="Times New Roman" w:cs="Times New Roman"/>
-          <w:sz w:val="24"/>
-          <w:szCs w:val="24"/>
-        </w:rPr>
-        <w:t>………………………………………………………………………………………………………………..</w:t>
-      </w:r>
-    </w:p>
-    <w:p>
-      <w:pPr>
-        <w:rPr>
-          <w:rFonts w:ascii="Times New Roman" w:hAnsi="Times New Roman" w:cs="Times New Roman"/>
-          <w:sz w:val="24"/>
-          <w:szCs w:val="24"/>
-        </w:rPr>
-      </w:pPr>
-      <w:r>
-        <w:rPr>
-          <w:rFonts w:ascii="Times New Roman" w:hAnsi="Times New Roman" w:cs="Times New Roman"/>
-          <w:sz w:val="24"/>
-          <w:szCs w:val="24"/>
-        </w:rPr>
-        <w:t>………………………………………………………………………………………………………………..</w:t>
-      </w:r>
-    </w:p>
-    <w:p>
-      <w:pPr>
-        <w:rPr>
-          <w:rFonts w:ascii="Times New Roman" w:hAnsi="Times New Roman" w:cs="Times New Roman"/>
-          <w:sz w:val="24"/>
-          <w:szCs w:val="24"/>
-        </w:rPr>
-      </w:pPr>
-      <w:r>
-        <w:rPr>
-          <w:rFonts w:ascii="Times New Roman" w:hAnsi="Times New Roman" w:cs="Times New Roman"/>
-          <w:sz w:val="24"/>
-          <w:szCs w:val="24"/>
+        <w:spacing w:after="160"/>
+        <w:ind w:left="432"/>
+        <w:rPr>
+          <w:rFonts w:ascii="Times New Roman" w:hAnsi="Times New Roman" w:cs="Times New Roman"/>
+          <w:sz w:val="28"/>
+          <w:szCs w:val="28"/>
+        </w:rPr>
+      </w:pPr>
+      <w:r>
+        <w:rPr>
+          <w:rFonts w:ascii="Times New Roman" w:hAnsi="Times New Roman" w:cs="Times New Roman"/>
+          <w:sz w:val="28"/>
+          <w:szCs w:val="28"/>
+        </w:rPr>
+        <w:t>……………………………………………………………………………………………</w:t>
+      </w:r>
+    </w:p>
+    <w:p>
+      <w:pPr>
+        <w:spacing w:after="160"/>
+        <w:ind w:left="432"/>
+        <w:rPr>
+          <w:rFonts w:ascii="Times New Roman" w:hAnsi="Times New Roman" w:cs="Times New Roman"/>
+          <w:sz w:val="28"/>
+          <w:szCs w:val="28"/>
+        </w:rPr>
+      </w:pPr>
+      <w:r>
+        <w:rPr>
+          <w:rFonts w:ascii="Times New Roman" w:hAnsi="Times New Roman" w:cs="Times New Roman"/>
+          <w:sz w:val="28"/>
+          <w:szCs w:val="28"/>
+        </w:rPr>
+        <w:t>……………………………………………………………………………………………</w:t>
+      </w:r>
+    </w:p>
+    <w:p>
+      <w:pPr>
+        <w:spacing w:after="160"/>
+        <w:ind w:left="432"/>
+        <w:rPr>
+          <w:rFonts w:ascii="Times New Roman" w:hAnsi="Times New Roman" w:cs="Times New Roman"/>
+          <w:sz w:val="28"/>
+          <w:szCs w:val="28"/>
+        </w:rPr>
+      </w:pPr>
+      <w:r>
+        <w:rPr>
+          <w:rFonts w:ascii="Times New Roman" w:hAnsi="Times New Roman" w:cs="Times New Roman"/>
+          <w:sz w:val="28"/>
+          <w:szCs w:val="28"/>
+        </w:rPr>
+        <w:t>……………………………………………………………………………………………</w:t>
+      </w:r>
+    </w:p>
+    <w:p>
+      <w:pPr>
+        <w:spacing w:after="160"/>
+        <w:ind w:left="432"/>
+        <w:rPr>
+          <w:rFonts w:ascii="Times New Roman" w:hAnsi="Times New Roman" w:cs="Times New Roman"/>
+          <w:sz w:val="28"/>
+          <w:szCs w:val="28"/>
+        </w:rPr>
+      </w:pPr>
+      <w:r>
+        <w:rPr>
+          <w:rFonts w:ascii="Times New Roman" w:hAnsi="Times New Roman" w:cs="Times New Roman"/>
+          <w:sz w:val="28"/>
+          <w:szCs w:val="28"/>
+        </w:rPr>
+        <w:t>……………………………………………………………………………………………</w:t>
+      </w:r>
+    </w:p>
+    <w:p>
+      <w:pPr>
+        <w:spacing w:after="160"/>
+        <w:ind w:left="432"/>
+        <w:rPr>
+          <w:rFonts w:ascii="Times New Roman" w:hAnsi="Times New Roman" w:cs="Times New Roman"/>
+          <w:sz w:val="28"/>
+          <w:szCs w:val="28"/>
+        </w:rPr>
+      </w:pPr>
+      <w:r>
+        <w:rPr>
+          <w:rFonts w:ascii="Times New Roman" w:hAnsi="Times New Roman" w:cs="Times New Roman"/>
+          <w:sz w:val="28"/>
+          <w:szCs w:val="28"/>
+        </w:rPr>
+        <w:t>……………………………………………………………………………………………</w:t>
+      </w:r>
+    </w:p>
+    <w:p>
+      <w:pPr>
+        <w:spacing w:after="160"/>
+        <w:rPr>
+          <w:rFonts w:ascii="Times New Roman" w:hAnsi="Times New Roman" w:cs="Times New Roman"/>
+          <w:sz w:val="28"/>
+          <w:szCs w:val="28"/>
+        </w:rPr>
+      </w:pPr>
+      <w:r>
+        <w:rPr>
+          <w:rFonts w:ascii="Times New Roman" w:hAnsi="Times New Roman" w:cs="Times New Roman"/>
+          <w:sz w:val="28"/>
+          <w:szCs w:val="28"/>
         </w:rPr>
         <w:t>b. Write any four ways to keep our house clean.</w:t>
       </w:r>
     </w:p>
     <w:p>
       <w:pPr>
-        <w:rPr>
-          <w:rFonts w:ascii="Times New Roman" w:hAnsi="Times New Roman" w:cs="Times New Roman"/>
-          <w:sz w:val="24"/>
-          <w:szCs w:val="24"/>
-        </w:rPr>
-      </w:pPr>
-      <w:r>
-        <w:rPr>
-          <w:rFonts w:ascii="Times New Roman" w:hAnsi="Times New Roman" w:cs="Times New Roman"/>
-          <w:sz w:val="24"/>
-          <w:szCs w:val="24"/>
-        </w:rPr>
-        <w:t>………………………………………………………………………………………………………………..</w:t>
-      </w:r>
-    </w:p>
-    <w:p>
-      <w:pPr>
-        <w:rPr>
-          <w:rFonts w:ascii="Times New Roman" w:hAnsi="Times New Roman" w:cs="Times New Roman"/>
-          <w:sz w:val="24"/>
-          <w:szCs w:val="24"/>
-        </w:rPr>
-      </w:pPr>
-      <w:r>
-        <w:rPr>
-          <w:rFonts w:ascii="Times New Roman" w:hAnsi="Times New Roman" w:cs="Times New Roman"/>
-          <w:sz w:val="24"/>
-          <w:szCs w:val="24"/>
-        </w:rPr>
-        <w:t>………………………………………………………………………………………………………………..</w:t>
-      </w:r>
-    </w:p>
-    <w:p>
-      <w:pPr>
-        <w:rPr>
-          <w:rFonts w:ascii="Times New Roman" w:hAnsi="Times New Roman" w:cs="Times New Roman"/>
-          <w:sz w:val="24"/>
-          <w:szCs w:val="24"/>
-        </w:rPr>
-      </w:pPr>
-      <w:r>
-        <w:rPr>
-          <w:rFonts w:ascii="Times New Roman" w:hAnsi="Times New Roman" w:cs="Times New Roman"/>
-          <w:sz w:val="24"/>
-          <w:szCs w:val="24"/>
-        </w:rPr>
-        <w:t>………………………………………………………………………………………………………………..</w:t>
-      </w:r>
-    </w:p>
-    <w:p>
-      <w:pPr>
-        <w:rPr>
-          <w:rFonts w:ascii="Times New Roman" w:hAnsi="Times New Roman" w:cs="Times New Roman"/>
-          <w:sz w:val="24"/>
-          <w:szCs w:val="24"/>
-        </w:rPr>
-      </w:pPr>
-      <w:r>
-        <w:rPr>
-          <w:rFonts w:ascii="Times New Roman" w:hAnsi="Times New Roman" w:cs="Times New Roman"/>
-          <w:sz w:val="24"/>
-          <w:szCs w:val="24"/>
-        </w:rPr>
-        <w:t>………………………………………………………………………………………………………………..</w:t>
-      </w:r>
-    </w:p>
-    <w:p>
-      <w:pPr>
-        <w:rPr>
-          <w:rFonts w:ascii="Times New Roman" w:hAnsi="Times New Roman" w:cs="Times New Roman"/>
-          <w:sz w:val="24"/>
-          <w:szCs w:val="24"/>
-        </w:rPr>
-      </w:pPr>
-      <w:r>
-        <w:rPr>
-          <w:rFonts w:ascii="Times New Roman" w:hAnsi="Times New Roman" w:cs="Times New Roman"/>
-          <w:sz w:val="24"/>
-          <w:szCs w:val="24"/>
-        </w:rPr>
-        <w:t>………………………………………………………………………………………………………………..</w:t>
-      </w:r>
-    </w:p>
-    <w:p>
-      <w:pPr>
-        <w:rPr>
-          <w:rFonts w:ascii="Times New Roman" w:hAnsi="Times New Roman" w:cs="Times New Roman"/>
-          <w:sz w:val="24"/>
-          <w:szCs w:val="24"/>
-        </w:rPr>
-      </w:pPr>
+        <w:spacing w:after="160"/>
+        <w:ind w:left="432"/>
+        <w:rPr>
+          <w:rFonts w:ascii="Times New Roman" w:hAnsi="Times New Roman" w:cs="Times New Roman"/>
+          <w:sz w:val="28"/>
+          <w:szCs w:val="28"/>
+        </w:rPr>
+      </w:pPr>
+      <w:r>
+        <w:rPr>
+          <w:rFonts w:ascii="Times New Roman" w:hAnsi="Times New Roman" w:cs="Times New Roman"/>
+          <w:sz w:val="28"/>
+          <w:szCs w:val="28"/>
+        </w:rPr>
+        <w:t>……………………………………………………………………………………………</w:t>
+      </w:r>
+    </w:p>
+    <w:p>
+      <w:pPr>
+        <w:spacing w:after="160"/>
+        <w:ind w:left="432"/>
+        <w:rPr>
+          <w:rFonts w:ascii="Times New Roman" w:hAnsi="Times New Roman" w:cs="Times New Roman"/>
+          <w:sz w:val="28"/>
+          <w:szCs w:val="28"/>
+        </w:rPr>
+      </w:pPr>
+      <w:r>
+        <w:rPr>
+          <w:rFonts w:ascii="Times New Roman" w:hAnsi="Times New Roman" w:cs="Times New Roman"/>
+          <w:sz w:val="28"/>
+          <w:szCs w:val="28"/>
+        </w:rPr>
+        <w:t>……………………………………………………………………………………………</w:t>
+      </w:r>
+    </w:p>
+    <w:p>
+      <w:pPr>
+        <w:spacing w:after="160"/>
+        <w:ind w:left="432"/>
+        <w:rPr>
+          <w:rFonts w:ascii="Times New Roman" w:hAnsi="Times New Roman" w:cs="Times New Roman"/>
+          <w:sz w:val="28"/>
+          <w:szCs w:val="28"/>
+        </w:rPr>
+      </w:pPr>
+      <w:r>
+        <w:rPr>
+          <w:rFonts w:ascii="Times New Roman" w:hAnsi="Times New Roman" w:cs="Times New Roman"/>
+          <w:sz w:val="28"/>
+          <w:szCs w:val="28"/>
+        </w:rPr>
+        <w:t>……………………………………………………………………………………………</w:t>
+      </w:r>
+    </w:p>
+    <w:p>
+      <w:pPr>
+        <w:spacing w:after="160"/>
+        <w:ind w:left="432"/>
+        <w:rPr>
+          <w:rFonts w:ascii="Times New Roman" w:hAnsi="Times New Roman" w:cs="Times New Roman"/>
+          <w:sz w:val="28"/>
+          <w:szCs w:val="28"/>
+        </w:rPr>
+      </w:pPr>
+      <w:r>
+        <w:rPr>
+          <w:rFonts w:ascii="Times New Roman" w:hAnsi="Times New Roman" w:cs="Times New Roman"/>
+          <w:sz w:val="28"/>
+          <w:szCs w:val="28"/>
+        </w:rPr>
+        <w:t>……………………………………………………………………………………………</w:t>
+      </w:r>
+    </w:p>
+    <w:p>
+      <w:pPr>
+        <w:spacing w:after="160"/>
+        <w:ind w:left="432"/>
+        <w:rPr>
+          <w:rFonts w:ascii="Times New Roman" w:hAnsi="Times New Roman" w:cs="Times New Roman"/>
+          <w:sz w:val="28"/>
+          <w:szCs w:val="28"/>
+        </w:rPr>
+      </w:pPr>
+      <w:r>
+        <w:rPr>
+          <w:rFonts w:ascii="Times New Roman" w:hAnsi="Times New Roman" w:cs="Times New Roman"/>
+          <w:sz w:val="28"/>
+          <w:szCs w:val="28"/>
+        </w:rPr>
+        <w:t>……………………………………………………………………………………………</w:t>
+      </w:r>
+    </w:p>
+    <w:p>
+      <w:pPr>
+        <w:spacing w:after="160"/>
+        <w:ind w:left="432"/>
+        <w:jc w:val="center"/>
+        <w:rPr>
+          <w:rFonts w:ascii="Times New Roman" w:hAnsi="Times New Roman" w:cs="Times New Roman"/>
+          <w:b/>
+          <w:bCs/>
+          <w:sz w:val="28"/>
+          <w:szCs w:val="28"/>
+        </w:rPr>
+      </w:pPr>
+      <w:r>
+        <w:rPr>
+          <w:rFonts w:ascii="Times New Roman" w:hAnsi="Times New Roman" w:cs="Times New Roman"/>
+          <w:b/>
+          <w:bCs/>
+          <w:sz w:val="28"/>
+          <w:szCs w:val="28"/>
+        </w:rPr>
+        <w:t>THE END</w:t>
+      </w:r>
     </w:p>
     <w:sectPr>
-      <w:pgSz w:w="11906" w:h="16838"/>
-      <w:pgMar w:top="720" w:right="720" w:bottom="720" w:left="720" w:header="720" w:footer="720" w:gutter="0"/>
+      <w:pgSz w:w="11906" w:h="16838" w:code="9"/>
+      <w:pgMar w:top="720" w:right="720" w:bottom="270" w:left="720" w:header="720" w:footer="720" w:gutter="0"/>
       <w:cols w:space="720"/>
       <w:docGrid w:linePitch="360"/>
     </w:sectPr>
@@ -2381,11 +3264,22 @@
 </s:customData>
 </file>
 
+<file path=customXml/item2.xml><?xml version="1.0" encoding="utf-8"?>
+<b:Sources xmlns:b="http://schemas.openxmlformats.org/officeDocument/2006/bibliography" xmlns="http://schemas.openxmlformats.org/officeDocument/2006/bibliography" SelectedStyle="\APASixthEditionOfficeOnline.xsl" StyleName="APA" Version="6"/>
+</file>
+
 <file path=customXml/itemProps1.xml><?xml version="1.0" encoding="utf-8"?>
 <ds:datastoreItem xmlns:ds="http://schemas.openxmlformats.org/officeDocument/2006/customXml" ds:itemID="{B1977F7D-205B-4081-913C-38D41E755F92}">
   <ds:schemaRefs>
     <ds:schemaRef ds:uri="http://www.wps.cn/officeDocument/2013/wpsCustomData"/>
-    <ds:schemaRef ds:uri="http://www.w3.org/2000/xmlns/"/>
+  </ds:schemaRefs>
+</ds:datastoreItem>
+</file>
+
+<file path=customXml/itemProps2.xml><?xml version="1.0" encoding="utf-8"?>
+<ds:datastoreItem xmlns:ds="http://schemas.openxmlformats.org/officeDocument/2006/customXml" ds:itemID="{254C1F5C-92AA-49FF-8754-9D704CCA9088}">
+  <ds:schemaRefs>
+    <ds:schemaRef ds:uri="http://schemas.openxmlformats.org/officeDocument/2006/bibliography"/>
   </ds:schemaRefs>
 </ds:datastoreItem>
 </file>